--- a/LLM_Consortium_Analysis_Report.docx
+++ b/LLM_Consortium_Analysis_Report.docx
@@ -188,7 +188,7 @@
           <w:sz w:val="22"/>
           <w:szCs w:val="22"/>
         </w:rPr>
-        <w:t xml:space="preserve">Cross-model review (v2c) ranks #2 and validates complementary blind spots. The cross-model reviewer variant (v2c) ranks #2 in the weighted ensemble (4.606). All three individual evaluators (GPT-OSS, Opus, Sonnet) recognize v2c as among the top performers. This demonstrates that epistemic diversity in the feedback loop is the second-strongest lever for quality improvement, after architectural adversarial rethinking. The consistency across evaluators is unprecedented for collaborative topologies.</w:t>
+        <w:t xml:space="preserve">Cross-model review (v2b) ranks #2 and validates complementary blind spots. The cross-model reviewer variant (v2b) ranks #2 in the weighted ensemble (4.606). All three individual evaluators (GPT-OSS, Opus, Sonnet) recognize v2b as among the top performers. This demonstrates that epistemic diversity in the feedback loop is the second-strongest lever for quality improvement, after architectural adversarial rethinking. The consistency across evaluators is unprecedented for collaborative topologies.</w:t>
       </w:r>
     </w:p>
     <w:p>
@@ -267,7 +267,7 @@
           <w:sz w:val="22"/>
           <w:szCs w:val="22"/>
         </w:rPr>
-        <w:t xml:space="preserve">The experiment was conducted as specified in the thesis proposal, with one notable omission: variant v7 (Consensus Convergence) was not executed. The final dataset comprises 520 completed runs across 12 variant configurations. Variant v2b was removed due to having an identical variant topology to v2c, which is now described as the 'cross-model review' variant.</w:t>
+        <w:t xml:space="preserve">The experiment was conducted as specified in the thesis proposal. The final dataset comprises 520 completed runs across 12 variant configurations. The original v2b and v2c shared identical variant topologies; they were consolidated into v2b (cross-model review).</w:t>
       </w:r>
     </w:p>
     <w:p>
@@ -292,9 +292,1148 @@
           <w:sz w:val="22"/>
           <w:szCs w:val="22"/>
         </w:rPr>
-        <w:t xml:space="preserve">Baseline variants: v1 (leader with self-refine reviewer loop) and v1a (single-shot leader, no refinement). Leader + Reviewer variants: v2a (same-model review), v2c (cross-model review). Parallel generation variants: v3a (naive merge), v3b (rubric-guided merge), v3c (dialectical merge). Adversarial: v4 (adversarial reviewer) and v4b (structural adversarial with rewrite mandates, 5 rounds). Specialist: v5 (specialist panel). Rotating Leader: v6 (decentralized specialized cooperative). Debate: v8 (structured debate with judge).</w:t>
-      </w:r>
-    </w:p>
+        <w:t xml:space="preserve">The 12 variants are organized into six families, each defined by the roles agents play. The Leader generates and revises the design; the Reviewer provides feedback. Additional roles include the Merger, Principal Architect, Specialist, Judge, and Debater.</w:t>
+      </w:r>
+    </w:p>
+    <w:tbl>
+      <w:tblPr>
+        <w:tblW w:type="dxa" w:w="9360"/>
+        <w:tblBorders>
+          <w:top w:val="single" w:color="auto" w:sz="4"/>
+          <w:left w:val="single" w:color="auto" w:sz="4"/>
+          <w:bottom w:val="single" w:color="auto" w:sz="4"/>
+          <w:right w:val="single" w:color="auto" w:sz="4"/>
+          <w:insideH w:val="single" w:color="auto" w:sz="4"/>
+          <w:insideV w:val="single" w:color="auto" w:sz="4"/>
+        </w:tblBorders>
+      </w:tblPr>
+      <w:tblGrid>
+        <w:gridCol w:w="800"/>
+        <w:gridCol w:w="2000"/>
+        <w:gridCol w:w="6560"/>
+      </w:tblGrid>
+      <w:tr>
+        <w:tc>
+          <w:tcPr>
+            <w:tcW w:type="dxa" w:w="800"/>
+            <w:tcBorders>
+              <w:top w:val="single" w:color="CCCCCC" w:sz="1"/>
+              <w:left w:val="single" w:color="CCCCCC" w:sz="1"/>
+              <w:bottom w:val="single" w:color="CCCCCC" w:sz="1"/>
+              <w:right w:val="single" w:color="CCCCCC" w:sz="1"/>
+            </w:tcBorders>
+            <w:shd w:fill="1F4E79" w:val="clear"/>
+            <w:tcMar>
+              <w:top w:type="dxa" w:w="60"/>
+              <w:left w:type="dxa" w:w="100"/>
+              <w:bottom w:type="dxa" w:w="60"/>
+              <w:right w:type="dxa" w:w="100"/>
+            </w:tcMar>
+            <w:vAlign w:val="center"/>
+          </w:tcPr>
+          <w:p>
+            <w:pPr>
+              <w:jc w:val="center"/>
+            </w:pPr>
+            <w:r>
+              <w:rPr>
+                <w:rFonts w:ascii="Arial" w:cs="Arial" w:eastAsia="Arial" w:hAnsi="Arial"/>
+                <w:b/>
+                <w:bCs/>
+                <w:color w:val="FFFFFF"/>
+                <w:sz w:val="20"/>
+                <w:szCs w:val="20"/>
+              </w:rPr>
+              <w:t xml:space="preserve">Variant</w:t>
+            </w:r>
+          </w:p>
+        </w:tc>
+        <w:tc>
+          <w:tcPr>
+            <w:tcW w:type="dxa" w:w="2000"/>
+            <w:tcBorders>
+              <w:top w:val="single" w:color="CCCCCC" w:sz="1"/>
+              <w:left w:val="single" w:color="CCCCCC" w:sz="1"/>
+              <w:bottom w:val="single" w:color="CCCCCC" w:sz="1"/>
+              <w:right w:val="single" w:color="CCCCCC" w:sz="1"/>
+            </w:tcBorders>
+            <w:shd w:fill="1F4E79" w:val="clear"/>
+            <w:tcMar>
+              <w:top w:type="dxa" w:w="60"/>
+              <w:left w:type="dxa" w:w="100"/>
+              <w:bottom w:type="dxa" w:w="60"/>
+              <w:right w:type="dxa" w:w="100"/>
+            </w:tcMar>
+            <w:vAlign w:val="center"/>
+          </w:tcPr>
+          <w:p>
+            <w:pPr>
+              <w:jc w:val="center"/>
+            </w:pPr>
+            <w:r>
+              <w:rPr>
+                <w:rFonts w:ascii="Arial" w:cs="Arial" w:eastAsia="Arial" w:hAnsi="Arial"/>
+                <w:b/>
+                <w:bCs/>
+                <w:color w:val="FFFFFF"/>
+                <w:sz w:val="20"/>
+                <w:szCs w:val="20"/>
+              </w:rPr>
+              <w:t xml:space="preserve">Family</w:t>
+            </w:r>
+          </w:p>
+        </w:tc>
+        <w:tc>
+          <w:tcPr>
+            <w:tcW w:type="dxa" w:w="6560"/>
+            <w:tcBorders>
+              <w:top w:val="single" w:color="CCCCCC" w:sz="1"/>
+              <w:left w:val="single" w:color="CCCCCC" w:sz="1"/>
+              <w:bottom w:val="single" w:color="CCCCCC" w:sz="1"/>
+              <w:right w:val="single" w:color="CCCCCC" w:sz="1"/>
+            </w:tcBorders>
+            <w:shd w:fill="1F4E79" w:val="clear"/>
+            <w:tcMar>
+              <w:top w:type="dxa" w:w="60"/>
+              <w:left w:type="dxa" w:w="100"/>
+              <w:bottom w:type="dxa" w:w="60"/>
+              <w:right w:type="dxa" w:w="100"/>
+            </w:tcMar>
+            <w:vAlign w:val="center"/>
+          </w:tcPr>
+          <w:p>
+            <w:pPr>
+              <w:jc w:val="center"/>
+            </w:pPr>
+            <w:r>
+              <w:rPr>
+                <w:rFonts w:ascii="Arial" w:cs="Arial" w:eastAsia="Arial" w:hAnsi="Arial"/>
+                <w:b/>
+                <w:bCs/>
+                <w:color w:val="FFFFFF"/>
+                <w:sz w:val="20"/>
+                <w:szCs w:val="20"/>
+              </w:rPr>
+              <w:t xml:space="preserve">Description</w:t>
+            </w:r>
+          </w:p>
+        </w:tc>
+      </w:tr>
+      <w:tr>
+        <w:tc>
+          <w:tcPr>
+            <w:tcW w:type="dxa" w:w="800"/>
+            <w:tcBorders>
+              <w:top w:val="single" w:color="CCCCCC" w:sz="1"/>
+              <w:left w:val="single" w:color="CCCCCC" w:sz="1"/>
+              <w:bottom w:val="single" w:color="CCCCCC" w:sz="1"/>
+              <w:right w:val="single" w:color="CCCCCC" w:sz="1"/>
+            </w:tcBorders>
+            <w:tcMar>
+              <w:top w:type="dxa" w:w="60"/>
+              <w:left w:type="dxa" w:w="100"/>
+              <w:bottom w:type="dxa" w:w="60"/>
+              <w:right w:type="dxa" w:w="100"/>
+            </w:tcMar>
+          </w:tcPr>
+          <w:p>
+            <w:r>
+              <w:rPr>
+                <w:rFonts w:ascii="Arial" w:cs="Arial" w:eastAsia="Arial" w:hAnsi="Arial"/>
+                <w:sz w:val="20"/>
+                <w:szCs w:val="20"/>
+              </w:rPr>
+              <w:t xml:space="preserve">v1</w:t>
+            </w:r>
+          </w:p>
+        </w:tc>
+        <w:tc>
+          <w:tcPr>
+            <w:tcW w:type="dxa" w:w="2000"/>
+            <w:tcBorders>
+              <w:top w:val="single" w:color="CCCCCC" w:sz="1"/>
+              <w:left w:val="single" w:color="CCCCCC" w:sz="1"/>
+              <w:bottom w:val="single" w:color="CCCCCC" w:sz="1"/>
+              <w:right w:val="single" w:color="CCCCCC" w:sz="1"/>
+            </w:tcBorders>
+            <w:tcMar>
+              <w:top w:type="dxa" w:w="60"/>
+              <w:left w:type="dxa" w:w="100"/>
+              <w:bottom w:type="dxa" w:w="60"/>
+              <w:right w:type="dxa" w:w="100"/>
+            </w:tcMar>
+          </w:tcPr>
+          <w:p>
+            <w:r>
+              <w:rPr>
+                <w:rFonts w:ascii="Arial" w:cs="Arial" w:eastAsia="Arial" w:hAnsi="Arial"/>
+                <w:sz w:val="20"/>
+                <w:szCs w:val="20"/>
+              </w:rPr>
+              <w:t xml:space="preserve">Baseline</w:t>
+            </w:r>
+          </w:p>
+        </w:tc>
+        <w:tc>
+          <w:tcPr>
+            <w:tcW w:type="dxa" w:w="6560"/>
+            <w:tcBorders>
+              <w:top w:val="single" w:color="CCCCCC" w:sz="1"/>
+              <w:left w:val="single" w:color="CCCCCC" w:sz="1"/>
+              <w:bottom w:val="single" w:color="CCCCCC" w:sz="1"/>
+              <w:right w:val="single" w:color="CCCCCC" w:sz="1"/>
+            </w:tcBorders>
+            <w:tcMar>
+              <w:top w:type="dxa" w:w="60"/>
+              <w:left w:type="dxa" w:w="100"/>
+              <w:bottom w:type="dxa" w:w="60"/>
+              <w:right w:type="dxa" w:w="100"/>
+            </w:tcMar>
+          </w:tcPr>
+          <w:p>
+            <w:r>
+              <w:rPr>
+                <w:rFonts w:ascii="Arial" w:cs="Arial" w:eastAsia="Arial" w:hAnsi="Arial"/>
+                <w:sz w:val="20"/>
+                <w:szCs w:val="20"/>
+              </w:rPr>
+              <w:t xml:space="preserve">Leader with self-refine reviewer loop (3 rounds)</w:t>
+            </w:r>
+          </w:p>
+        </w:tc>
+      </w:tr>
+      <w:tr>
+        <w:tc>
+          <w:tcPr>
+            <w:tcW w:type="dxa" w:w="800"/>
+            <w:tcBorders>
+              <w:top w:val="single" w:color="CCCCCC" w:sz="1"/>
+              <w:left w:val="single" w:color="CCCCCC" w:sz="1"/>
+              <w:bottom w:val="single" w:color="CCCCCC" w:sz="1"/>
+              <w:right w:val="single" w:color="CCCCCC" w:sz="1"/>
+            </w:tcBorders>
+            <w:shd w:fill="F2F7FB" w:val="clear"/>
+            <w:tcMar>
+              <w:top w:type="dxa" w:w="60"/>
+              <w:left w:type="dxa" w:w="100"/>
+              <w:bottom w:type="dxa" w:w="60"/>
+              <w:right w:type="dxa" w:w="100"/>
+            </w:tcMar>
+          </w:tcPr>
+          <w:p>
+            <w:r>
+              <w:rPr>
+                <w:rFonts w:ascii="Arial" w:cs="Arial" w:eastAsia="Arial" w:hAnsi="Arial"/>
+                <w:sz w:val="20"/>
+                <w:szCs w:val="20"/>
+              </w:rPr>
+              <w:t xml:space="preserve">v1a</w:t>
+            </w:r>
+          </w:p>
+        </w:tc>
+        <w:tc>
+          <w:tcPr>
+            <w:tcW w:type="dxa" w:w="2000"/>
+            <w:tcBorders>
+              <w:top w:val="single" w:color="CCCCCC" w:sz="1"/>
+              <w:left w:val="single" w:color="CCCCCC" w:sz="1"/>
+              <w:bottom w:val="single" w:color="CCCCCC" w:sz="1"/>
+              <w:right w:val="single" w:color="CCCCCC" w:sz="1"/>
+            </w:tcBorders>
+            <w:shd w:fill="F2F7FB" w:val="clear"/>
+            <w:tcMar>
+              <w:top w:type="dxa" w:w="60"/>
+              <w:left w:type="dxa" w:w="100"/>
+              <w:bottom w:type="dxa" w:w="60"/>
+              <w:right w:type="dxa" w:w="100"/>
+            </w:tcMar>
+          </w:tcPr>
+          <w:p>
+            <w:r>
+              <w:rPr>
+                <w:rFonts w:ascii="Arial" w:cs="Arial" w:eastAsia="Arial" w:hAnsi="Arial"/>
+                <w:sz w:val="20"/>
+                <w:szCs w:val="20"/>
+              </w:rPr>
+              <w:t xml:space="preserve">Baseline</w:t>
+            </w:r>
+          </w:p>
+        </w:tc>
+        <w:tc>
+          <w:tcPr>
+            <w:tcW w:type="dxa" w:w="6560"/>
+            <w:tcBorders>
+              <w:top w:val="single" w:color="CCCCCC" w:sz="1"/>
+              <w:left w:val="single" w:color="CCCCCC" w:sz="1"/>
+              <w:bottom w:val="single" w:color="CCCCCC" w:sz="1"/>
+              <w:right w:val="single" w:color="CCCCCC" w:sz="1"/>
+            </w:tcBorders>
+            <w:shd w:fill="F2F7FB" w:val="clear"/>
+            <w:tcMar>
+              <w:top w:type="dxa" w:w="60"/>
+              <w:left w:type="dxa" w:w="100"/>
+              <w:bottom w:type="dxa" w:w="60"/>
+              <w:right w:type="dxa" w:w="100"/>
+            </w:tcMar>
+          </w:tcPr>
+          <w:p>
+            <w:r>
+              <w:rPr>
+                <w:rFonts w:ascii="Arial" w:cs="Arial" w:eastAsia="Arial" w:hAnsi="Arial"/>
+                <w:sz w:val="20"/>
+                <w:szCs w:val="20"/>
+              </w:rPr>
+              <w:t xml:space="preserve">Single-shot leader, no refinement</w:t>
+            </w:r>
+          </w:p>
+        </w:tc>
+      </w:tr>
+      <w:tr>
+        <w:tc>
+          <w:tcPr>
+            <w:tcW w:type="dxa" w:w="800"/>
+            <w:tcBorders>
+              <w:top w:val="single" w:color="CCCCCC" w:sz="1"/>
+              <w:left w:val="single" w:color="CCCCCC" w:sz="1"/>
+              <w:bottom w:val="single" w:color="CCCCCC" w:sz="1"/>
+              <w:right w:val="single" w:color="CCCCCC" w:sz="1"/>
+            </w:tcBorders>
+            <w:tcMar>
+              <w:top w:type="dxa" w:w="60"/>
+              <w:left w:type="dxa" w:w="100"/>
+              <w:bottom w:type="dxa" w:w="60"/>
+              <w:right w:type="dxa" w:w="100"/>
+            </w:tcMar>
+          </w:tcPr>
+          <w:p>
+            <w:r>
+              <w:rPr>
+                <w:rFonts w:ascii="Arial" w:cs="Arial" w:eastAsia="Arial" w:hAnsi="Arial"/>
+                <w:sz w:val="20"/>
+                <w:szCs w:val="20"/>
+              </w:rPr>
+              <w:t xml:space="preserve">v2a</w:t>
+            </w:r>
+          </w:p>
+        </w:tc>
+        <w:tc>
+          <w:tcPr>
+            <w:tcW w:type="dxa" w:w="2000"/>
+            <w:tcBorders>
+              <w:top w:val="single" w:color="CCCCCC" w:sz="1"/>
+              <w:left w:val="single" w:color="CCCCCC" w:sz="1"/>
+              <w:bottom w:val="single" w:color="CCCCCC" w:sz="1"/>
+              <w:right w:val="single" w:color="CCCCCC" w:sz="1"/>
+            </w:tcBorders>
+            <w:tcMar>
+              <w:top w:type="dxa" w:w="60"/>
+              <w:left w:type="dxa" w:w="100"/>
+              <w:bottom w:type="dxa" w:w="60"/>
+              <w:right w:type="dxa" w:w="100"/>
+            </w:tcMar>
+          </w:tcPr>
+          <w:p>
+            <w:r>
+              <w:rPr>
+                <w:rFonts w:ascii="Arial" w:cs="Arial" w:eastAsia="Arial" w:hAnsi="Arial"/>
+                <w:sz w:val="20"/>
+                <w:szCs w:val="20"/>
+              </w:rPr>
+              <w:t xml:space="preserve">Leader+Reviewer</w:t>
+            </w:r>
+          </w:p>
+        </w:tc>
+        <w:tc>
+          <w:tcPr>
+            <w:tcW w:type="dxa" w:w="6560"/>
+            <w:tcBorders>
+              <w:top w:val="single" w:color="CCCCCC" w:sz="1"/>
+              <w:left w:val="single" w:color="CCCCCC" w:sz="1"/>
+              <w:bottom w:val="single" w:color="CCCCCC" w:sz="1"/>
+              <w:right w:val="single" w:color="CCCCCC" w:sz="1"/>
+            </w:tcBorders>
+            <w:tcMar>
+              <w:top w:type="dxa" w:w="60"/>
+              <w:left w:type="dxa" w:w="100"/>
+              <w:bottom w:type="dxa" w:w="60"/>
+              <w:right w:type="dxa" w:w="100"/>
+            </w:tcMar>
+          </w:tcPr>
+          <w:p>
+            <w:r>
+              <w:rPr>
+                <w:rFonts w:ascii="Arial" w:cs="Arial" w:eastAsia="Arial" w:hAnsi="Arial"/>
+                <w:sz w:val="20"/>
+                <w:szCs w:val="20"/>
+              </w:rPr>
+              <w:t xml:space="preserve">Same-model reviewer (Gemini reviews Gemini)</w:t>
+            </w:r>
+          </w:p>
+        </w:tc>
+      </w:tr>
+      <w:tr>
+        <w:tc>
+          <w:tcPr>
+            <w:tcW w:type="dxa" w:w="800"/>
+            <w:tcBorders>
+              <w:top w:val="single" w:color="CCCCCC" w:sz="1"/>
+              <w:left w:val="single" w:color="CCCCCC" w:sz="1"/>
+              <w:bottom w:val="single" w:color="CCCCCC" w:sz="1"/>
+              <w:right w:val="single" w:color="CCCCCC" w:sz="1"/>
+            </w:tcBorders>
+            <w:shd w:fill="F2F7FB" w:val="clear"/>
+            <w:tcMar>
+              <w:top w:type="dxa" w:w="60"/>
+              <w:left w:type="dxa" w:w="100"/>
+              <w:bottom w:type="dxa" w:w="60"/>
+              <w:right w:type="dxa" w:w="100"/>
+            </w:tcMar>
+          </w:tcPr>
+          <w:p>
+            <w:r>
+              <w:rPr>
+                <w:rFonts w:ascii="Arial" w:cs="Arial" w:eastAsia="Arial" w:hAnsi="Arial"/>
+                <w:sz w:val="20"/>
+                <w:szCs w:val="20"/>
+              </w:rPr>
+              <w:t xml:space="preserve">v2b</w:t>
+            </w:r>
+          </w:p>
+        </w:tc>
+        <w:tc>
+          <w:tcPr>
+            <w:tcW w:type="dxa" w:w="2000"/>
+            <w:tcBorders>
+              <w:top w:val="single" w:color="CCCCCC" w:sz="1"/>
+              <w:left w:val="single" w:color="CCCCCC" w:sz="1"/>
+              <w:bottom w:val="single" w:color="CCCCCC" w:sz="1"/>
+              <w:right w:val="single" w:color="CCCCCC" w:sz="1"/>
+            </w:tcBorders>
+            <w:shd w:fill="F2F7FB" w:val="clear"/>
+            <w:tcMar>
+              <w:top w:type="dxa" w:w="60"/>
+              <w:left w:type="dxa" w:w="100"/>
+              <w:bottom w:type="dxa" w:w="60"/>
+              <w:right w:type="dxa" w:w="100"/>
+            </w:tcMar>
+          </w:tcPr>
+          <w:p>
+            <w:r>
+              <w:rPr>
+                <w:rFonts w:ascii="Arial" w:cs="Arial" w:eastAsia="Arial" w:hAnsi="Arial"/>
+                <w:sz w:val="20"/>
+                <w:szCs w:val="20"/>
+              </w:rPr>
+              <w:t xml:space="preserve">Leader+Reviewer</w:t>
+            </w:r>
+          </w:p>
+        </w:tc>
+        <w:tc>
+          <w:tcPr>
+            <w:tcW w:type="dxa" w:w="6560"/>
+            <w:tcBorders>
+              <w:top w:val="single" w:color="CCCCCC" w:sz="1"/>
+              <w:left w:val="single" w:color="CCCCCC" w:sz="1"/>
+              <w:bottom w:val="single" w:color="CCCCCC" w:sz="1"/>
+              <w:right w:val="single" w:color="CCCCCC" w:sz="1"/>
+            </w:tcBorders>
+            <w:shd w:fill="F2F7FB" w:val="clear"/>
+            <w:tcMar>
+              <w:top w:type="dxa" w:w="60"/>
+              <w:left w:type="dxa" w:w="100"/>
+              <w:bottom w:type="dxa" w:w="60"/>
+              <w:right w:type="dxa" w:w="100"/>
+            </w:tcMar>
+          </w:tcPr>
+          <w:p>
+            <w:r>
+              <w:rPr>
+                <w:rFonts w:ascii="Arial" w:cs="Arial" w:eastAsia="Arial" w:hAnsi="Arial"/>
+                <w:sz w:val="20"/>
+                <w:szCs w:val="20"/>
+              </w:rPr>
+              <w:t xml:space="preserve">Cross-model reviewer (GPT-OSS reviews Gemini)</w:t>
+            </w:r>
+          </w:p>
+        </w:tc>
+      </w:tr>
+      <w:tr>
+        <w:tc>
+          <w:tcPr>
+            <w:tcW w:type="dxa" w:w="800"/>
+            <w:tcBorders>
+              <w:top w:val="single" w:color="CCCCCC" w:sz="1"/>
+              <w:left w:val="single" w:color="CCCCCC" w:sz="1"/>
+              <w:bottom w:val="single" w:color="CCCCCC" w:sz="1"/>
+              <w:right w:val="single" w:color="CCCCCC" w:sz="1"/>
+            </w:tcBorders>
+            <w:tcMar>
+              <w:top w:type="dxa" w:w="60"/>
+              <w:left w:type="dxa" w:w="100"/>
+              <w:bottom w:type="dxa" w:w="60"/>
+              <w:right w:type="dxa" w:w="100"/>
+            </w:tcMar>
+          </w:tcPr>
+          <w:p>
+            <w:r>
+              <w:rPr>
+                <w:rFonts w:ascii="Arial" w:cs="Arial" w:eastAsia="Arial" w:hAnsi="Arial"/>
+                <w:sz w:val="20"/>
+                <w:szCs w:val="20"/>
+              </w:rPr>
+              <w:t xml:space="preserve">v3a</w:t>
+            </w:r>
+          </w:p>
+        </w:tc>
+        <w:tc>
+          <w:tcPr>
+            <w:tcW w:type="dxa" w:w="2000"/>
+            <w:tcBorders>
+              <w:top w:val="single" w:color="CCCCCC" w:sz="1"/>
+              <w:left w:val="single" w:color="CCCCCC" w:sz="1"/>
+              <w:bottom w:val="single" w:color="CCCCCC" w:sz="1"/>
+              <w:right w:val="single" w:color="CCCCCC" w:sz="1"/>
+            </w:tcBorders>
+            <w:tcMar>
+              <w:top w:type="dxa" w:w="60"/>
+              <w:left w:type="dxa" w:w="100"/>
+              <w:bottom w:type="dxa" w:w="60"/>
+              <w:right w:type="dxa" w:w="100"/>
+            </w:tcMar>
+          </w:tcPr>
+          <w:p>
+            <w:r>
+              <w:rPr>
+                <w:rFonts w:ascii="Arial" w:cs="Arial" w:eastAsia="Arial" w:hAnsi="Arial"/>
+                <w:sz w:val="20"/>
+                <w:szCs w:val="20"/>
+              </w:rPr>
+              <w:t xml:space="preserve">Parallel Merge</w:t>
+            </w:r>
+          </w:p>
+        </w:tc>
+        <w:tc>
+          <w:tcPr>
+            <w:tcW w:type="dxa" w:w="6560"/>
+            <w:tcBorders>
+              <w:top w:val="single" w:color="CCCCCC" w:sz="1"/>
+              <w:left w:val="single" w:color="CCCCCC" w:sz="1"/>
+              <w:bottom w:val="single" w:color="CCCCCC" w:sz="1"/>
+              <w:right w:val="single" w:color="CCCCCC" w:sz="1"/>
+            </w:tcBorders>
+            <w:tcMar>
+              <w:top w:type="dxa" w:w="60"/>
+              <w:left w:type="dxa" w:w="100"/>
+              <w:bottom w:type="dxa" w:w="60"/>
+              <w:right w:type="dxa" w:w="100"/>
+            </w:tcMar>
+          </w:tcPr>
+          <w:p>
+            <w:r>
+              <w:rPr>
+                <w:rFonts w:ascii="Arial" w:cs="Arial" w:eastAsia="Arial" w:hAnsi="Arial"/>
+                <w:sz w:val="20"/>
+                <w:szCs w:val="20"/>
+              </w:rPr>
+              <w:t xml:space="preserve">Three independent designs, naive merge</w:t>
+            </w:r>
+          </w:p>
+        </w:tc>
+      </w:tr>
+      <w:tr>
+        <w:tc>
+          <w:tcPr>
+            <w:tcW w:type="dxa" w:w="800"/>
+            <w:tcBorders>
+              <w:top w:val="single" w:color="CCCCCC" w:sz="1"/>
+              <w:left w:val="single" w:color="CCCCCC" w:sz="1"/>
+              <w:bottom w:val="single" w:color="CCCCCC" w:sz="1"/>
+              <w:right w:val="single" w:color="CCCCCC" w:sz="1"/>
+            </w:tcBorders>
+            <w:shd w:fill="F2F7FB" w:val="clear"/>
+            <w:tcMar>
+              <w:top w:type="dxa" w:w="60"/>
+              <w:left w:type="dxa" w:w="100"/>
+              <w:bottom w:type="dxa" w:w="60"/>
+              <w:right w:type="dxa" w:w="100"/>
+            </w:tcMar>
+          </w:tcPr>
+          <w:p>
+            <w:r>
+              <w:rPr>
+                <w:rFonts w:ascii="Arial" w:cs="Arial" w:eastAsia="Arial" w:hAnsi="Arial"/>
+                <w:sz w:val="20"/>
+                <w:szCs w:val="20"/>
+              </w:rPr>
+              <w:t xml:space="preserve">v3b</w:t>
+            </w:r>
+          </w:p>
+        </w:tc>
+        <w:tc>
+          <w:tcPr>
+            <w:tcW w:type="dxa" w:w="2000"/>
+            <w:tcBorders>
+              <w:top w:val="single" w:color="CCCCCC" w:sz="1"/>
+              <w:left w:val="single" w:color="CCCCCC" w:sz="1"/>
+              <w:bottom w:val="single" w:color="CCCCCC" w:sz="1"/>
+              <w:right w:val="single" w:color="CCCCCC" w:sz="1"/>
+            </w:tcBorders>
+            <w:shd w:fill="F2F7FB" w:val="clear"/>
+            <w:tcMar>
+              <w:top w:type="dxa" w:w="60"/>
+              <w:left w:type="dxa" w:w="100"/>
+              <w:bottom w:type="dxa" w:w="60"/>
+              <w:right w:type="dxa" w:w="100"/>
+            </w:tcMar>
+          </w:tcPr>
+          <w:p>
+            <w:r>
+              <w:rPr>
+                <w:rFonts w:ascii="Arial" w:cs="Arial" w:eastAsia="Arial" w:hAnsi="Arial"/>
+                <w:sz w:val="20"/>
+                <w:szCs w:val="20"/>
+              </w:rPr>
+              <w:t xml:space="preserve">Parallel Merge</w:t>
+            </w:r>
+          </w:p>
+        </w:tc>
+        <w:tc>
+          <w:tcPr>
+            <w:tcW w:type="dxa" w:w="6560"/>
+            <w:tcBorders>
+              <w:top w:val="single" w:color="CCCCCC" w:sz="1"/>
+              <w:left w:val="single" w:color="CCCCCC" w:sz="1"/>
+              <w:bottom w:val="single" w:color="CCCCCC" w:sz="1"/>
+              <w:right w:val="single" w:color="CCCCCC" w:sz="1"/>
+            </w:tcBorders>
+            <w:shd w:fill="F2F7FB" w:val="clear"/>
+            <w:tcMar>
+              <w:top w:type="dxa" w:w="60"/>
+              <w:left w:type="dxa" w:w="100"/>
+              <w:bottom w:type="dxa" w:w="60"/>
+              <w:right w:type="dxa" w:w="100"/>
+            </w:tcMar>
+          </w:tcPr>
+          <w:p>
+            <w:r>
+              <w:rPr>
+                <w:rFonts w:ascii="Arial" w:cs="Arial" w:eastAsia="Arial" w:hAnsi="Arial"/>
+                <w:sz w:val="20"/>
+                <w:szCs w:val="20"/>
+              </w:rPr>
+              <w:t xml:space="preserve">Three independent designs, rubric-guided merge</w:t>
+            </w:r>
+          </w:p>
+        </w:tc>
+      </w:tr>
+      <w:tr>
+        <w:tc>
+          <w:tcPr>
+            <w:tcW w:type="dxa" w:w="800"/>
+            <w:tcBorders>
+              <w:top w:val="single" w:color="CCCCCC" w:sz="1"/>
+              <w:left w:val="single" w:color="CCCCCC" w:sz="1"/>
+              <w:bottom w:val="single" w:color="CCCCCC" w:sz="1"/>
+              <w:right w:val="single" w:color="CCCCCC" w:sz="1"/>
+            </w:tcBorders>
+            <w:tcMar>
+              <w:top w:type="dxa" w:w="60"/>
+              <w:left w:type="dxa" w:w="100"/>
+              <w:bottom w:type="dxa" w:w="60"/>
+              <w:right w:type="dxa" w:w="100"/>
+            </w:tcMar>
+          </w:tcPr>
+          <w:p>
+            <w:r>
+              <w:rPr>
+                <w:rFonts w:ascii="Arial" w:cs="Arial" w:eastAsia="Arial" w:hAnsi="Arial"/>
+                <w:sz w:val="20"/>
+                <w:szCs w:val="20"/>
+              </w:rPr>
+              <w:t xml:space="preserve">v3c</w:t>
+            </w:r>
+          </w:p>
+        </w:tc>
+        <w:tc>
+          <w:tcPr>
+            <w:tcW w:type="dxa" w:w="2000"/>
+            <w:tcBorders>
+              <w:top w:val="single" w:color="CCCCCC" w:sz="1"/>
+              <w:left w:val="single" w:color="CCCCCC" w:sz="1"/>
+              <w:bottom w:val="single" w:color="CCCCCC" w:sz="1"/>
+              <w:right w:val="single" w:color="CCCCCC" w:sz="1"/>
+            </w:tcBorders>
+            <w:tcMar>
+              <w:top w:type="dxa" w:w="60"/>
+              <w:left w:type="dxa" w:w="100"/>
+              <w:bottom w:type="dxa" w:w="60"/>
+              <w:right w:type="dxa" w:w="100"/>
+            </w:tcMar>
+          </w:tcPr>
+          <w:p>
+            <w:r>
+              <w:rPr>
+                <w:rFonts w:ascii="Arial" w:cs="Arial" w:eastAsia="Arial" w:hAnsi="Arial"/>
+                <w:sz w:val="20"/>
+                <w:szCs w:val="20"/>
+              </w:rPr>
+              <w:t xml:space="preserve">Parallel Merge</w:t>
+            </w:r>
+          </w:p>
+        </w:tc>
+        <w:tc>
+          <w:tcPr>
+            <w:tcW w:type="dxa" w:w="6560"/>
+            <w:tcBorders>
+              <w:top w:val="single" w:color="CCCCCC" w:sz="1"/>
+              <w:left w:val="single" w:color="CCCCCC" w:sz="1"/>
+              <w:bottom w:val="single" w:color="CCCCCC" w:sz="1"/>
+              <w:right w:val="single" w:color="CCCCCC" w:sz="1"/>
+            </w:tcBorders>
+            <w:tcMar>
+              <w:top w:type="dxa" w:w="60"/>
+              <w:left w:type="dxa" w:w="100"/>
+              <w:bottom w:type="dxa" w:w="60"/>
+              <w:right w:type="dxa" w:w="100"/>
+            </w:tcMar>
+          </w:tcPr>
+          <w:p>
+            <w:r>
+              <w:rPr>
+                <w:rFonts w:ascii="Arial" w:cs="Arial" w:eastAsia="Arial" w:hAnsi="Arial"/>
+                <w:sz w:val="20"/>
+                <w:szCs w:val="20"/>
+              </w:rPr>
+              <w:t xml:space="preserve">Three independent designs, dialectical merge</w:t>
+            </w:r>
+          </w:p>
+        </w:tc>
+      </w:tr>
+      <w:tr>
+        <w:tc>
+          <w:tcPr>
+            <w:tcW w:type="dxa" w:w="800"/>
+            <w:tcBorders>
+              <w:top w:val="single" w:color="CCCCCC" w:sz="1"/>
+              <w:left w:val="single" w:color="CCCCCC" w:sz="1"/>
+              <w:bottom w:val="single" w:color="CCCCCC" w:sz="1"/>
+              <w:right w:val="single" w:color="CCCCCC" w:sz="1"/>
+            </w:tcBorders>
+            <w:shd w:fill="F2F7FB" w:val="clear"/>
+            <w:tcMar>
+              <w:top w:type="dxa" w:w="60"/>
+              <w:left w:type="dxa" w:w="100"/>
+              <w:bottom w:type="dxa" w:w="60"/>
+              <w:right w:type="dxa" w:w="100"/>
+            </w:tcMar>
+          </w:tcPr>
+          <w:p>
+            <w:r>
+              <w:rPr>
+                <w:rFonts w:ascii="Arial" w:cs="Arial" w:eastAsia="Arial" w:hAnsi="Arial"/>
+                <w:sz w:val="20"/>
+                <w:szCs w:val="20"/>
+              </w:rPr>
+              <w:t xml:space="preserve">v4</w:t>
+            </w:r>
+          </w:p>
+        </w:tc>
+        <w:tc>
+          <w:tcPr>
+            <w:tcW w:type="dxa" w:w="2000"/>
+            <w:tcBorders>
+              <w:top w:val="single" w:color="CCCCCC" w:sz="1"/>
+              <w:left w:val="single" w:color="CCCCCC" w:sz="1"/>
+              <w:bottom w:val="single" w:color="CCCCCC" w:sz="1"/>
+              <w:right w:val="single" w:color="CCCCCC" w:sz="1"/>
+            </w:tcBorders>
+            <w:shd w:fill="F2F7FB" w:val="clear"/>
+            <w:tcMar>
+              <w:top w:type="dxa" w:w="60"/>
+              <w:left w:type="dxa" w:w="100"/>
+              <w:bottom w:type="dxa" w:w="60"/>
+              <w:right w:type="dxa" w:w="100"/>
+            </w:tcMar>
+          </w:tcPr>
+          <w:p>
+            <w:r>
+              <w:rPr>
+                <w:rFonts w:ascii="Arial" w:cs="Arial" w:eastAsia="Arial" w:hAnsi="Arial"/>
+                <w:sz w:val="20"/>
+                <w:szCs w:val="20"/>
+              </w:rPr>
+              <w:t xml:space="preserve">Adversarial</w:t>
+            </w:r>
+          </w:p>
+        </w:tc>
+        <w:tc>
+          <w:tcPr>
+            <w:tcW w:type="dxa" w:w="6560"/>
+            <w:tcBorders>
+              <w:top w:val="single" w:color="CCCCCC" w:sz="1"/>
+              <w:left w:val="single" w:color="CCCCCC" w:sz="1"/>
+              <w:bottom w:val="single" w:color="CCCCCC" w:sz="1"/>
+              <w:right w:val="single" w:color="CCCCCC" w:sz="1"/>
+            </w:tcBorders>
+            <w:shd w:fill="F2F7FB" w:val="clear"/>
+            <w:tcMar>
+              <w:top w:type="dxa" w:w="60"/>
+              <w:left w:type="dxa" w:w="100"/>
+              <w:bottom w:type="dxa" w:w="60"/>
+              <w:right w:type="dxa" w:w="100"/>
+            </w:tcMar>
+          </w:tcPr>
+          <w:p>
+            <w:r>
+              <w:rPr>
+                <w:rFonts w:ascii="Arial" w:cs="Arial" w:eastAsia="Arial" w:hAnsi="Arial"/>
+                <w:sz w:val="20"/>
+                <w:szCs w:val="20"/>
+              </w:rPr>
+              <w:t xml:space="preserve">Binary accept/reject gate reviewer</w:t>
+            </w:r>
+          </w:p>
+        </w:tc>
+      </w:tr>
+      <w:tr>
+        <w:tc>
+          <w:tcPr>
+            <w:tcW w:type="dxa" w:w="800"/>
+            <w:tcBorders>
+              <w:top w:val="single" w:color="CCCCCC" w:sz="1"/>
+              <w:left w:val="single" w:color="CCCCCC" w:sz="1"/>
+              <w:bottom w:val="single" w:color="CCCCCC" w:sz="1"/>
+              <w:right w:val="single" w:color="CCCCCC" w:sz="1"/>
+            </w:tcBorders>
+            <w:tcMar>
+              <w:top w:type="dxa" w:w="60"/>
+              <w:left w:type="dxa" w:w="100"/>
+              <w:bottom w:type="dxa" w:w="60"/>
+              <w:right w:type="dxa" w:w="100"/>
+            </w:tcMar>
+          </w:tcPr>
+          <w:p>
+            <w:r>
+              <w:rPr>
+                <w:rFonts w:ascii="Arial" w:cs="Arial" w:eastAsia="Arial" w:hAnsi="Arial"/>
+                <w:sz w:val="20"/>
+                <w:szCs w:val="20"/>
+              </w:rPr>
+              <w:t xml:space="preserve">v4b</w:t>
+            </w:r>
+          </w:p>
+        </w:tc>
+        <w:tc>
+          <w:tcPr>
+            <w:tcW w:type="dxa" w:w="2000"/>
+            <w:tcBorders>
+              <w:top w:val="single" w:color="CCCCCC" w:sz="1"/>
+              <w:left w:val="single" w:color="CCCCCC" w:sz="1"/>
+              <w:bottom w:val="single" w:color="CCCCCC" w:sz="1"/>
+              <w:right w:val="single" w:color="CCCCCC" w:sz="1"/>
+            </w:tcBorders>
+            <w:tcMar>
+              <w:top w:type="dxa" w:w="60"/>
+              <w:left w:type="dxa" w:w="100"/>
+              <w:bottom w:type="dxa" w:w="60"/>
+              <w:right w:type="dxa" w:w="100"/>
+            </w:tcMar>
+          </w:tcPr>
+          <w:p>
+            <w:r>
+              <w:rPr>
+                <w:rFonts w:ascii="Arial" w:cs="Arial" w:eastAsia="Arial" w:hAnsi="Arial"/>
+                <w:sz w:val="20"/>
+                <w:szCs w:val="20"/>
+              </w:rPr>
+              <w:t xml:space="preserve">Adversarial</w:t>
+            </w:r>
+          </w:p>
+        </w:tc>
+        <w:tc>
+          <w:tcPr>
+            <w:tcW w:type="dxa" w:w="6560"/>
+            <w:tcBorders>
+              <w:top w:val="single" w:color="CCCCCC" w:sz="1"/>
+              <w:left w:val="single" w:color="CCCCCC" w:sz="1"/>
+              <w:bottom w:val="single" w:color="CCCCCC" w:sz="1"/>
+              <w:right w:val="single" w:color="CCCCCC" w:sz="1"/>
+            </w:tcBorders>
+            <w:tcMar>
+              <w:top w:type="dxa" w:w="60"/>
+              <w:left w:type="dxa" w:w="100"/>
+              <w:bottom w:type="dxa" w:w="60"/>
+              <w:right w:type="dxa" w:w="100"/>
+            </w:tcMar>
+          </w:tcPr>
+          <w:p>
+            <w:r>
+              <w:rPr>
+                <w:rFonts w:ascii="Arial" w:cs="Arial" w:eastAsia="Arial" w:hAnsi="Arial"/>
+                <w:sz w:val="20"/>
+                <w:szCs w:val="20"/>
+              </w:rPr>
+              <w:t xml:space="preserve">Principal architect with rewrite mandates (5 rounds)</w:t>
+            </w:r>
+          </w:p>
+        </w:tc>
+      </w:tr>
+      <w:tr>
+        <w:tc>
+          <w:tcPr>
+            <w:tcW w:type="dxa" w:w="800"/>
+            <w:tcBorders>
+              <w:top w:val="single" w:color="CCCCCC" w:sz="1"/>
+              <w:left w:val="single" w:color="CCCCCC" w:sz="1"/>
+              <w:bottom w:val="single" w:color="CCCCCC" w:sz="1"/>
+              <w:right w:val="single" w:color="CCCCCC" w:sz="1"/>
+            </w:tcBorders>
+            <w:shd w:fill="F2F7FB" w:val="clear"/>
+            <w:tcMar>
+              <w:top w:type="dxa" w:w="60"/>
+              <w:left w:type="dxa" w:w="100"/>
+              <w:bottom w:type="dxa" w:w="60"/>
+              <w:right w:type="dxa" w:w="100"/>
+            </w:tcMar>
+          </w:tcPr>
+          <w:p>
+            <w:r>
+              <w:rPr>
+                <w:rFonts w:ascii="Arial" w:cs="Arial" w:eastAsia="Arial" w:hAnsi="Arial"/>
+                <w:sz w:val="20"/>
+                <w:szCs w:val="20"/>
+              </w:rPr>
+              <w:t xml:space="preserve">v5</w:t>
+            </w:r>
+          </w:p>
+        </w:tc>
+        <w:tc>
+          <w:tcPr>
+            <w:tcW w:type="dxa" w:w="2000"/>
+            <w:tcBorders>
+              <w:top w:val="single" w:color="CCCCCC" w:sz="1"/>
+              <w:left w:val="single" w:color="CCCCCC" w:sz="1"/>
+              <w:bottom w:val="single" w:color="CCCCCC" w:sz="1"/>
+              <w:right w:val="single" w:color="CCCCCC" w:sz="1"/>
+            </w:tcBorders>
+            <w:shd w:fill="F2F7FB" w:val="clear"/>
+            <w:tcMar>
+              <w:top w:type="dxa" w:w="60"/>
+              <w:left w:type="dxa" w:w="100"/>
+              <w:bottom w:type="dxa" w:w="60"/>
+              <w:right w:type="dxa" w:w="100"/>
+            </w:tcMar>
+          </w:tcPr>
+          <w:p>
+            <w:r>
+              <w:rPr>
+                <w:rFonts w:ascii="Arial" w:cs="Arial" w:eastAsia="Arial" w:hAnsi="Arial"/>
+                <w:sz w:val="20"/>
+                <w:szCs w:val="20"/>
+              </w:rPr>
+              <w:t xml:space="preserve">Specialist</w:t>
+            </w:r>
+          </w:p>
+        </w:tc>
+        <w:tc>
+          <w:tcPr>
+            <w:tcW w:type="dxa" w:w="6560"/>
+            <w:tcBorders>
+              <w:top w:val="single" w:color="CCCCCC" w:sz="1"/>
+              <w:left w:val="single" w:color="CCCCCC" w:sz="1"/>
+              <w:bottom w:val="single" w:color="CCCCCC" w:sz="1"/>
+              <w:right w:val="single" w:color="CCCCCC" w:sz="1"/>
+            </w:tcBorders>
+            <w:shd w:fill="F2F7FB" w:val="clear"/>
+            <w:tcMar>
+              <w:top w:type="dxa" w:w="60"/>
+              <w:left w:type="dxa" w:w="100"/>
+              <w:bottom w:type="dxa" w:w="60"/>
+              <w:right w:type="dxa" w:w="100"/>
+            </w:tcMar>
+          </w:tcPr>
+          <w:p>
+            <w:r>
+              <w:rPr>
+                <w:rFonts w:ascii="Arial" w:cs="Arial" w:eastAsia="Arial" w:hAnsi="Arial"/>
+                <w:sz w:val="20"/>
+                <w:szCs w:val="20"/>
+              </w:rPr>
+              <w:t xml:space="preserve">Panel of 3 specialists (security, scalability, reliability)</w:t>
+            </w:r>
+          </w:p>
+        </w:tc>
+      </w:tr>
+      <w:tr>
+        <w:tc>
+          <w:tcPr>
+            <w:tcW w:type="dxa" w:w="800"/>
+            <w:tcBorders>
+              <w:top w:val="single" w:color="CCCCCC" w:sz="1"/>
+              <w:left w:val="single" w:color="CCCCCC" w:sz="1"/>
+              <w:bottom w:val="single" w:color="CCCCCC" w:sz="1"/>
+              <w:right w:val="single" w:color="CCCCCC" w:sz="1"/>
+            </w:tcBorders>
+            <w:tcMar>
+              <w:top w:type="dxa" w:w="60"/>
+              <w:left w:type="dxa" w:w="100"/>
+              <w:bottom w:type="dxa" w:w="60"/>
+              <w:right w:type="dxa" w:w="100"/>
+            </w:tcMar>
+          </w:tcPr>
+          <w:p>
+            <w:r>
+              <w:rPr>
+                <w:rFonts w:ascii="Arial" w:cs="Arial" w:eastAsia="Arial" w:hAnsi="Arial"/>
+                <w:sz w:val="20"/>
+                <w:szCs w:val="20"/>
+              </w:rPr>
+              <w:t xml:space="preserve">v6</w:t>
+            </w:r>
+          </w:p>
+        </w:tc>
+        <w:tc>
+          <w:tcPr>
+            <w:tcW w:type="dxa" w:w="2000"/>
+            <w:tcBorders>
+              <w:top w:val="single" w:color="CCCCCC" w:sz="1"/>
+              <w:left w:val="single" w:color="CCCCCC" w:sz="1"/>
+              <w:bottom w:val="single" w:color="CCCCCC" w:sz="1"/>
+              <w:right w:val="single" w:color="CCCCCC" w:sz="1"/>
+            </w:tcBorders>
+            <w:tcMar>
+              <w:top w:type="dxa" w:w="60"/>
+              <w:left w:type="dxa" w:w="100"/>
+              <w:bottom w:type="dxa" w:w="60"/>
+              <w:right w:type="dxa" w:w="100"/>
+            </w:tcMar>
+          </w:tcPr>
+          <w:p>
+            <w:r>
+              <w:rPr>
+                <w:rFonts w:ascii="Arial" w:cs="Arial" w:eastAsia="Arial" w:hAnsi="Arial"/>
+                <w:sz w:val="20"/>
+                <w:szCs w:val="20"/>
+              </w:rPr>
+              <w:t xml:space="preserve">Rotating Leader</w:t>
+            </w:r>
+          </w:p>
+        </w:tc>
+        <w:tc>
+          <w:tcPr>
+            <w:tcW w:type="dxa" w:w="6560"/>
+            <w:tcBorders>
+              <w:top w:val="single" w:color="CCCCCC" w:sz="1"/>
+              <w:left w:val="single" w:color="CCCCCC" w:sz="1"/>
+              <w:bottom w:val="single" w:color="CCCCCC" w:sz="1"/>
+              <w:right w:val="single" w:color="CCCCCC" w:sz="1"/>
+            </w:tcBorders>
+            <w:tcMar>
+              <w:top w:type="dxa" w:w="60"/>
+              <w:left w:type="dxa" w:w="100"/>
+              <w:bottom w:type="dxa" w:w="60"/>
+              <w:right w:type="dxa" w:w="100"/>
+            </w:tcMar>
+          </w:tcPr>
+          <w:p>
+            <w:r>
+              <w:rPr>
+                <w:rFonts w:ascii="Arial" w:cs="Arial" w:eastAsia="Arial" w:hAnsi="Arial"/>
+                <w:sz w:val="20"/>
+                <w:szCs w:val="20"/>
+              </w:rPr>
+              <w:t xml:space="preserve">Three agents rotate leader/reviewer roles per round</w:t>
+            </w:r>
+          </w:p>
+        </w:tc>
+      </w:tr>
+      <w:tr>
+        <w:tc>
+          <w:tcPr>
+            <w:tcW w:type="dxa" w:w="800"/>
+            <w:tcBorders>
+              <w:top w:val="single" w:color="CCCCCC" w:sz="1"/>
+              <w:left w:val="single" w:color="CCCCCC" w:sz="1"/>
+              <w:bottom w:val="single" w:color="CCCCCC" w:sz="1"/>
+              <w:right w:val="single" w:color="CCCCCC" w:sz="1"/>
+            </w:tcBorders>
+            <w:shd w:fill="F2F7FB" w:val="clear"/>
+            <w:tcMar>
+              <w:top w:type="dxa" w:w="60"/>
+              <w:left w:type="dxa" w:w="100"/>
+              <w:bottom w:type="dxa" w:w="60"/>
+              <w:right w:type="dxa" w:w="100"/>
+            </w:tcMar>
+          </w:tcPr>
+          <w:p>
+            <w:r>
+              <w:rPr>
+                <w:rFonts w:ascii="Arial" w:cs="Arial" w:eastAsia="Arial" w:hAnsi="Arial"/>
+                <w:sz w:val="20"/>
+                <w:szCs w:val="20"/>
+              </w:rPr>
+              <w:t xml:space="preserve">v8</w:t>
+            </w:r>
+          </w:p>
+        </w:tc>
+        <w:tc>
+          <w:tcPr>
+            <w:tcW w:type="dxa" w:w="2000"/>
+            <w:tcBorders>
+              <w:top w:val="single" w:color="CCCCCC" w:sz="1"/>
+              <w:left w:val="single" w:color="CCCCCC" w:sz="1"/>
+              <w:bottom w:val="single" w:color="CCCCCC" w:sz="1"/>
+              <w:right w:val="single" w:color="CCCCCC" w:sz="1"/>
+            </w:tcBorders>
+            <w:shd w:fill="F2F7FB" w:val="clear"/>
+            <w:tcMar>
+              <w:top w:type="dxa" w:w="60"/>
+              <w:left w:type="dxa" w:w="100"/>
+              <w:bottom w:type="dxa" w:w="60"/>
+              <w:right w:type="dxa" w:w="100"/>
+            </w:tcMar>
+          </w:tcPr>
+          <w:p>
+            <w:r>
+              <w:rPr>
+                <w:rFonts w:ascii="Arial" w:cs="Arial" w:eastAsia="Arial" w:hAnsi="Arial"/>
+                <w:sz w:val="20"/>
+                <w:szCs w:val="20"/>
+              </w:rPr>
+              <w:t xml:space="preserve">Debate</w:t>
+            </w:r>
+          </w:p>
+        </w:tc>
+        <w:tc>
+          <w:tcPr>
+            <w:tcW w:type="dxa" w:w="6560"/>
+            <w:tcBorders>
+              <w:top w:val="single" w:color="CCCCCC" w:sz="1"/>
+              <w:left w:val="single" w:color="CCCCCC" w:sz="1"/>
+              <w:bottom w:val="single" w:color="CCCCCC" w:sz="1"/>
+              <w:right w:val="single" w:color="CCCCCC" w:sz="1"/>
+            </w:tcBorders>
+            <w:shd w:fill="F2F7FB" w:val="clear"/>
+            <w:tcMar>
+              <w:top w:type="dxa" w:w="60"/>
+              <w:left w:type="dxa" w:w="100"/>
+              <w:bottom w:type="dxa" w:w="60"/>
+              <w:right w:type="dxa" w:w="100"/>
+            </w:tcMar>
+          </w:tcPr>
+          <w:p>
+            <w:r>
+              <w:rPr>
+                <w:rFonts w:ascii="Arial" w:cs="Arial" w:eastAsia="Arial" w:hAnsi="Arial"/>
+                <w:sz w:val="20"/>
+                <w:szCs w:val="20"/>
+              </w:rPr>
+              <w:t xml:space="preserve">Structured debate with judge synthesis</w:t>
+            </w:r>
+          </w:p>
+        </w:tc>
+      </w:tr>
+    </w:tbl>
     <w:p>
       <w:pPr>
         <w:pStyle w:val="Heading2"/>
@@ -317,7 +1456,7 @@
           <w:sz w:val="22"/>
           <w:szCs w:val="22"/>
         </w:rPr>
-        <w:t xml:space="preserve">Design generation was performed primarily with gemini-2.5-pro via Google Vertex AI. Cross-model review and evaluation used openai/gpt-oss-120b-maas via the Google Vertex OpenAI compatibility layer. All 520 runs completed successfully with no failed runs. Each design was evaluated 3 times by the primary evaluator (median taken), and independently re-evaluated by two additional evaluators: claude-opus-4-6 and claude-sonnet-4-6. This three-evaluator approach yields 1,560 independent evaluations. Evaluation used 12 weighted dimensions from the application design rubric.</w:t>
+        <w:t xml:space="preserve">Design generation was performed primarily with gemini-2.5-pro via Google Vertex AI. Cross-model review used openai/gpt-oss-120b-maas via the Google Vertex OpenAI compatibility layer. All 520 runs completed successfully with no failed runs. All designs were evaluated independently by three models: openai/gpt-oss-120b-maas (3 evaluations per design, median taken), claude-opus-4-6, and claude-sonnet-4-6, yielding 1,560 independent evaluations. Evaluation used 12 weighted dimensions from the application design rubric.</w:t>
       </w:r>
     </w:p>
     <w:p>
@@ -950,7 +2089,7 @@
                 <w:sz w:val="20"/>
                 <w:szCs w:val="20"/>
               </w:rPr>
-              <w:t xml:space="preserve">v2c (cross-model reviewer)</w:t>
+              <w:t xml:space="preserve">v2b (cross-model reviewer)</w:t>
             </w:r>
           </w:p>
         </w:tc>
@@ -3493,20 +4632,20 @@
           <w:sz w:val="22"/>
           <w:szCs w:val="22"/>
         </w:rPr>
-        <w:t xml:space="preserve">The ensemble results reveal a clear three-tier structure. The top tier (v4b, v2c, v6) clusters around 4.59–4.64, with v4b decisively in the lead and v2c securing the #2 position. The middle tier (v5, v1a, v1, v2a, v4, v8) spans 4.35–4.55 with moderate variance. The bottom tier (v3b, v3a, v3c) falls dramatically below 4.33, with the dialectical merge at 3.655 — indicating that the parallel merge strategy is fundamentally flawed.</w:t>
-      </w:r>
-    </w:p>
-    <w:p>
-      <w:pPr>
-        <w:spacing w:after="120"/>
-      </w:pPr>
-      <w:r>
-        <w:rPr>
-          <w:rFonts w:ascii="Arial" w:cs="Arial" w:eastAsia="Arial" w:hAnsi="Arial"/>
-          <w:sz w:val="22"/>
-          <w:szCs w:val="22"/>
-        </w:rPr>
-        <w:t xml:space="preserve">Critically, all three individual evaluators (GPT-OSS, Opus, Sonnet) recognize v4b (structural adversarial) as the top performer, with v2c (cross-model reviewer) consistently ranking in the top tier. This dual consensus makes both structural adversarial and cross-model review the most robust findings in the entire experiment. The ensemble approach filters out evaluator-specific noise while preserving the consensus signal.</w:t>
+        <w:t xml:space="preserve">The ensemble results reveal a clear three-tier structure. The top tier (v4b, v2b, v6) clusters around 4.59–4.64, with v4b decisively in the lead and v2b securing the #2 position. The middle tier (v5, v1a, v1, v2a, v4, v8) spans 4.35–4.55 with moderate variance. The bottom tier (v3b, v3a, v3c) falls dramatically below 4.33, with the dialectical merge at 3.655 — indicating that the parallel merge strategy is fundamentally flawed.</w:t>
+      </w:r>
+    </w:p>
+    <w:p>
+      <w:pPr>
+        <w:spacing w:after="120"/>
+      </w:pPr>
+      <w:r>
+        <w:rPr>
+          <w:rFonts w:ascii="Arial" w:cs="Arial" w:eastAsia="Arial" w:hAnsi="Arial"/>
+          <w:sz w:val="22"/>
+          <w:szCs w:val="22"/>
+        </w:rPr>
+        <w:t xml:space="preserve">Critically, all three individual evaluators (GPT-OSS, Opus, Sonnet) recognize v4b (structural adversarial) as the top performer, with v2b (cross-model reviewer) consistently ranking in the top tier. This dual consensus makes both structural adversarial and cross-model review the most robust findings in the entire experiment. The ensemble approach filters out evaluator-specific noise while preserving the consensus signal.</w:t>
       </w:r>
     </w:p>
     <w:p>
@@ -3696,7 +4835,7 @@
           <w:sz w:val="22"/>
           <w:szCs w:val="22"/>
         </w:rPr>
-        <w:t xml:space="preserve">GPT-OSS 120B: v4b scores 4.415 vs. v4 at 4.345. Δ = +0.070, Cohen’s d = 0.45 (small-to-medium effect). v4b ranks #5.</w:t>
+        <w:t xml:space="preserve">GPT-OSS 120B sees a modest improvement: v4b scores 4.415 vs. v4 at 4.345, a small-to-medium effect (Δ = +0.070, d = 0.45). v4b ranks #5.</w:t>
       </w:r>
     </w:p>
     <w:p>
@@ -3714,7 +4853,7 @@
           <w:sz w:val="22"/>
           <w:szCs w:val="22"/>
         </w:rPr>
-        <w:t xml:space="preserve">Claude Opus 4.6: v4b scores 4.553 vs. v4 at 4.264. Δ = +0.289, Cohen’s d = 1.44 (very large effect). v4b ranks #4.</w:t>
+        <w:t xml:space="preserve">Claude Opus 4.6 sees a very large improvement: v4b scores 4.553 vs. v4 at 4.264 (Δ = +0.289, d = 1.44). v4b ranks #4.</w:t>
       </w:r>
     </w:p>
     <w:p>
@@ -3732,7 +4871,7 @@
           <w:sz w:val="22"/>
           <w:szCs w:val="22"/>
         </w:rPr>
-        <w:t xml:space="preserve">Claude Sonnet 4.6: v4b scores 4.836 vs. v4 at 4.642. Δ = +0.194, Cohen’s d = 1.11 (large effect). v4b ranks #3.</w:t>
+        <w:t xml:space="preserve">Claude Sonnet 4.6 sees a large improvement: v4b scores 4.836 vs. v4 at 4.642 (Δ = +0.194, d = 1.11). v4b ranks #3.</w:t>
       </w:r>
     </w:p>
     <w:p>
@@ -3955,7 +5094,7 @@
           <w:sz w:val="22"/>
           <w:szCs w:val="22"/>
         </w:rPr>
-        <w:t xml:space="preserve">Contrary to prediction, the top-performing variants (v4b, v2c, v6) maintain their advantage consistently across all complexity levels. The stratified Wilcoxon tests for v1 vs v4b show: Simple tasks Δ = +0.234, Cohen’s d = 1.68; Medium tasks Δ = +0.107, d = 1.30; Complex tasks Δ = +0.131, d = 1.01. This indicates that structural adversarial review provides consistent improvement across all complexity levels, with the largest absolute gains on simple tasks.</w:t>
+        <w:t xml:space="preserve">We initially expected multi-agent collaboration to help primarily on complex tasks, with the baseline performing comparably on simpler ones. The data refutes this: top-performing variants beat the baseline at every complexity level. Comparing v1 (baseline) against v4b (structural adversarial) directly, the improvement holds across all three levels, with the largest gain on simple tasks (Simple: Δ = +0.234, d = 1.68; Medium: Δ = +0.107, d = 1.30; Complex: Δ = +0.131, d = 1.01). Even straightforward designs benefit from the principal architect’s demand for architectural rigor.</w:t>
       </w:r>
     </w:p>
     <w:p>
@@ -4010,7 +5149,7 @@
           <w:sz w:val="22"/>
           <w:szCs w:val="22"/>
         </w:rPr>
-        <w:t xml:space="preserve">The Friedman test across all 12 variants yields χ² = 220.305, p = 4.46 × 10⁻⁴¹. This conclusively demonstrates that variant choice has a statistically significant effect on design quality.</w:t>
+        <w:t xml:space="preserve">Statistical testing confirms that the quality differences between variants are real and not due to chance (Friedman χ² = 220.305, p = 4.46 × 10⁻⁴¹). The choice of workflow variant has a meaningful, measurable effect on design quality.</w:t>
       </w:r>
     </w:p>
     <w:p>
@@ -4035,7 +5174,7 @@
           <w:sz w:val="22"/>
           <w:szCs w:val="22"/>
         </w:rPr>
-        <w:t xml:space="preserve">Bonferroni-corrected significance threshold: α = 0.05/8 = 0.00625. The following table summarizes the eight pre-registered pairwise comparisons:</w:t>
+        <w:t xml:space="preserve">To confirm whether the differences between specific variant pairs are statistically significant (not just chance), we ran head-to-head comparisons with a conservative significance threshold to avoid false positives (Bonferroni-corrected α = 0.00625). The following table summarizes the eight key pairwise comparisons:</w:t>
       </w:r>
     </w:p>
     <w:tbl>
@@ -4459,7 +5598,7 @@
                 <w:sz w:val="20"/>
                 <w:szCs w:val="20"/>
               </w:rPr>
-              <w:t xml:space="preserve">v2a vs v2c (cross-model reviewer)</w:t>
+              <w:t xml:space="preserve">v2a vs v2b (cross-model reviewer)</w:t>
             </w:r>
           </w:p>
         </w:tc>
@@ -5748,7 +6887,7 @@
           <w:sz w:val="22"/>
           <w:szCs w:val="22"/>
         </w:rPr>
-        <w:t xml:space="preserve">Cross-model reviewer (v2c) achieves broad-based improvement across nearly all dimensions, with the strongest gains in State Management (+0.22), Concurrency Safety (+0.22), Interface Design (+0.18), and Error Handling (+0.18). This suggests that architectural diversity in the review process surfaces blind spots that same-model review cannot.</w:t>
+        <w:t xml:space="preserve">Cross-model reviewer (v2b) achieves broad-based improvement across nearly all dimensions, with the strongest gains in State Management (+0.22), Concurrency Safety (+0.22), Interface Design (+0.18), and Error Handling (+0.18). This suggests that architectural diversity in the review process surfaces blind spots that same-model review cannot.</w:t>
       </w:r>
     </w:p>
     <w:p>
@@ -5880,7 +7019,7 @@
           <w:sz w:val="22"/>
           <w:szCs w:val="22"/>
         </w:rPr>
-        <w:t xml:space="preserve">The v6 rotating leader ($0.289/run) sits near the frontier with top-tier quality and low variance, making it a strong choice when maximum reliability is prioritized. The v2c cross-model reviewer ($0.267/run) also sits near the frontier with #2 quality ranking and excellent consistency. The v3 parallel variants and original v4 adversarial sit below the frontier, making them Pareto-dominated.</w:t>
+        <w:t xml:space="preserve">The v6 rotating leader ($0.289/run) sits near the frontier with top-tier quality and low variance, making it a strong choice when maximum reliability is prioritized. The v2b cross-model reviewer ($0.267/run) also sits near the frontier with #2 quality ranking and excellent consistency. The v3 parallel variants and original v4 adversarial sit below the frontier, making them Pareto-dominated.</w:t>
       </w:r>
     </w:p>
     <w:p>
@@ -5985,7 +7124,7 @@
           <w:sz w:val="22"/>
           <w:szCs w:val="22"/>
         </w:rPr>
-        <w:t xml:space="preserve">The v6 rotating leader achieves the lowest variance (σ = 0.080), followed by v2c cross-model reviewer (σ = 0.095). These variants consistently produce quality within a narrow band. In contrast, the v3c dialectical merge (σ = 0.293) and v3a naive merge (σ = 0.382) show the highest variance, meaning they are not only poor on average but also unpredictable.</w:t>
+        <w:t xml:space="preserve">As shown in Figure 5, v6 rotating leader achieves the lowest variance (σ = 0.080), followed by v2b cross-model reviewer (σ = 0.095). These variants consistently produce quality within a narrow band. In contrast, v3c dialectical merge (σ = 0.293) and v3a naive merge (σ = 0.382) show the highest variance—they are not only poor on average but also unpredictable. This is also visible in the boxplot distributions (Figure 1), where v6 has the tightest box and the merge variants have the widest.</w:t>
       </w:r>
     </w:p>
     <w:p>
@@ -6035,7 +7174,7 @@
           <w:sz w:val="22"/>
           <w:szCs w:val="22"/>
         </w:rPr>
-        <w:t xml:space="preserve">The mean blocker count ranges from 39.25 (v6, best) to 49.85 (v3a, worst). Cross-model reviewer (v2c) achieves the second-fewest blockers (39.78), further supporting its strong quality position. The pattern suggests a correlation between quality score and blocker count, with higher-quality variants producing fewer critical design flaws.</w:t>
+        <w:t xml:space="preserve">The mean blocker count ranges from 39.25 (v6, best) to 49.85 (v3a, worst). Cross-model reviewer (v2b) achieves the second-fewest blockers (39.78), further supporting its strong quality position. The pattern suggests a correlation between quality score and blocker count, with higher-quality variants producing fewer critical design flaws.</w:t>
       </w:r>
     </w:p>
     <w:p>
@@ -6086,7 +7225,7 @@
           <w:sz w:val="22"/>
           <w:szCs w:val="22"/>
         </w:rPr>
-        <w:t xml:space="preserve">For the top-tier variants like v2c cross-model reviewer (α ≈ 0.42), the evaluator was much less consistent across its 3 runs. That’s because when a design is good — say somewhere between 4.3 and 4.6 — it’s harder to pin down exactly where it falls. Is that error handling section a 4 or a 5? Reasonable runs can differ.</w:t>
+        <w:t xml:space="preserve">For the top-tier variants like v2b cross-model reviewer (α ≈ 0.42), the evaluator was much less consistent across its 3 runs. That’s because when a design is good — say somewhere between 4.3 and 4.6 — it’s harder to pin down exactly where it falls. Is that error handling section a 4 or a 5? Reasonable runs can differ.</w:t>
       </w:r>
     </w:p>
     <w:p>
@@ -6114,7 +7253,7 @@
           <w:sz w:val="22"/>
           <w:szCs w:val="22"/>
         </w:rPr>
-        <w:t xml:space="preserve">The evaluator is good at telling apart “good” from “bad” designs, but less precise at distinguishing “good” from “great.” This means we can trust the big-picture rankings (v4b beats v3c by a mile), but should be cautious about reading too much into small differences between variants that are close together — like the gap between v4b (4.415) and v2c (4.473) when viewed through a single evaluator lens. Small differences within the top tier are well within evaluator noise. The thesis proposed a target of α &gt; 0.70; about half the variants meet that bar, and those that don’t are all in the high-quality, hard-to-differentiate range. This is a known limitation worth flagging.</w:t>
+        <w:t xml:space="preserve">The evaluator is good at telling apart “good” from “bad” designs, but less precise at distinguishing “good” from “great.” This means we can trust the big-picture rankings (v4b beats v3c by a mile), but should be cautious about reading too much into small differences between variants that are close together — like the gap between v4b (4.415) and v2b (4.473) when viewed through a single evaluator lens. Small differences within the top tier are well within evaluator noise. The thesis proposed a target of α &gt; 0.70; about half the variants meet that bar, and those that don’t are all in the high-quality, hard-to-differentiate range. This is a known limitation worth flagging.</w:t>
       </w:r>
     </w:p>
     <w:p>
@@ -6768,7 +7907,7 @@
                 <w:sz w:val="20"/>
                 <w:szCs w:val="20"/>
               </w:rPr>
-              <w:t xml:space="preserve">v7 consensus has lowest variance</w:t>
+              <w:t xml:space="preserve">v5 specialists outperform v2 by 10-15%</w:t>
             </w:r>
           </w:p>
         </w:tc>
@@ -6795,7 +7934,7 @@
                 <w:sz w:val="20"/>
                 <w:szCs w:val="20"/>
               </w:rPr>
-              <w:t xml:space="preserve">NOT TESTABLE</w:t>
+              <w:t xml:space="preserve">PARTIALLY SUPPORTED</w:t>
             </w:r>
           </w:p>
         </w:tc>
@@ -6822,7 +7961,7 @@
                 <w:sz w:val="20"/>
                 <w:szCs w:val="20"/>
               </w:rPr>
-              <w:t xml:space="preserve">v7 was not executed in this experiment</w:t>
+              <w:t xml:space="preserve">v5 outperforms v2a by only 1.6%, not 10-15%</w:t>
             </w:r>
           </w:p>
         </w:tc>
@@ -6880,7 +8019,7 @@
                 <w:sz w:val="20"/>
                 <w:szCs w:val="20"/>
               </w:rPr>
-              <w:t xml:space="preserve">v5 specialists outperform v2 by 10-15%</w:t>
+              <w:t xml:space="preserve">v1 matches consortia on simple tasks</w:t>
             </w:r>
           </w:p>
         </w:tc>
@@ -6908,7 +8047,7 @@
                 <w:sz w:val="20"/>
                 <w:szCs w:val="20"/>
               </w:rPr>
-              <w:t xml:space="preserve">PARTIALLY SUPPORTED</w:t>
+              <w:t xml:space="preserve">REFUTED</w:t>
             </w:r>
           </w:p>
         </w:tc>
@@ -6936,231 +8075,7 @@
                 <w:sz w:val="20"/>
                 <w:szCs w:val="20"/>
               </w:rPr>
-              <w:t xml:space="preserve">v5 outperforms v2a by only 1.6%, not 10-15%</w:t>
-            </w:r>
-          </w:p>
-        </w:tc>
-      </w:tr>
-      <w:tr>
-        <w:tc>
-          <w:tcPr>
-            <w:tcW w:type="dxa" w:w="500"/>
-            <w:tcBorders>
-              <w:top w:val="single" w:color="CCCCCC" w:sz="1"/>
-              <w:left w:val="single" w:color="CCCCCC" w:sz="1"/>
-              <w:bottom w:val="single" w:color="CCCCCC" w:sz="1"/>
-              <w:right w:val="single" w:color="CCCCCC" w:sz="1"/>
-            </w:tcBorders>
-            <w:tcMar>
-              <w:top w:type="dxa" w:w="60"/>
-              <w:left w:type="dxa" w:w="100"/>
-              <w:bottom w:type="dxa" w:w="60"/>
-              <w:right w:type="dxa" w:w="100"/>
-            </w:tcMar>
-          </w:tcPr>
-          <w:p>
-            <w:r>
-              <w:rPr>
-                <w:rFonts w:ascii="Arial" w:cs="Arial" w:eastAsia="Arial" w:hAnsi="Arial"/>
-                <w:sz w:val="20"/>
-                <w:szCs w:val="20"/>
-              </w:rPr>
-              <w:t xml:space="preserve">P5</w:t>
-            </w:r>
-          </w:p>
-        </w:tc>
-        <w:tc>
-          <w:tcPr>
-            <w:tcW w:type="dxa" w:w="2900"/>
-            <w:tcBorders>
-              <w:top w:val="single" w:color="CCCCCC" w:sz="1"/>
-              <w:left w:val="single" w:color="CCCCCC" w:sz="1"/>
-              <w:bottom w:val="single" w:color="CCCCCC" w:sz="1"/>
-              <w:right w:val="single" w:color="CCCCCC" w:sz="1"/>
-            </w:tcBorders>
-            <w:tcMar>
-              <w:top w:type="dxa" w:w="60"/>
-              <w:left w:type="dxa" w:w="100"/>
-              <w:bottom w:type="dxa" w:w="60"/>
-              <w:right w:type="dxa" w:w="100"/>
-            </w:tcMar>
-          </w:tcPr>
-          <w:p>
-            <w:r>
-              <w:rPr>
-                <w:rFonts w:ascii="Arial" w:cs="Arial" w:eastAsia="Arial" w:hAnsi="Arial"/>
-                <w:sz w:val="20"/>
-                <w:szCs w:val="20"/>
-              </w:rPr>
-              <w:t xml:space="preserve">v1 matches consortia on simple tasks</w:t>
-            </w:r>
-          </w:p>
-        </w:tc>
-        <w:tc>
-          <w:tcPr>
-            <w:tcW w:type="dxa" w:w="1200"/>
-            <w:tcBorders>
-              <w:top w:val="single" w:color="CCCCCC" w:sz="1"/>
-              <w:left w:val="single" w:color="CCCCCC" w:sz="1"/>
-              <w:bottom w:val="single" w:color="CCCCCC" w:sz="1"/>
-              <w:right w:val="single" w:color="CCCCCC" w:sz="1"/>
-            </w:tcBorders>
-            <w:tcMar>
-              <w:top w:type="dxa" w:w="60"/>
-              <w:left w:type="dxa" w:w="100"/>
-              <w:bottom w:type="dxa" w:w="60"/>
-              <w:right w:type="dxa" w:w="100"/>
-            </w:tcMar>
-          </w:tcPr>
-          <w:p>
-            <w:r>
-              <w:rPr>
-                <w:rFonts w:ascii="Arial" w:cs="Arial" w:eastAsia="Arial" w:hAnsi="Arial"/>
-                <w:sz w:val="20"/>
-                <w:szCs w:val="20"/>
-              </w:rPr>
-              <w:t xml:space="preserve">REFUTED</w:t>
-            </w:r>
-          </w:p>
-        </w:tc>
-        <w:tc>
-          <w:tcPr>
-            <w:tcW w:type="dxa" w:w="4760"/>
-            <w:tcBorders>
-              <w:top w:val="single" w:color="CCCCCC" w:sz="1"/>
-              <w:left w:val="single" w:color="CCCCCC" w:sz="1"/>
-              <w:bottom w:val="single" w:color="CCCCCC" w:sz="1"/>
-              <w:right w:val="single" w:color="CCCCCC" w:sz="1"/>
-            </w:tcBorders>
-            <w:tcMar>
-              <w:top w:type="dxa" w:w="60"/>
-              <w:left w:type="dxa" w:w="100"/>
-              <w:bottom w:type="dxa" w:w="60"/>
-              <w:right w:type="dxa" w:w="100"/>
-            </w:tcMar>
-          </w:tcPr>
-          <w:p>
-            <w:r>
-              <w:rPr>
-                <w:rFonts w:ascii="Arial" w:cs="Arial" w:eastAsia="Arial" w:hAnsi="Arial"/>
-                <w:sz w:val="20"/>
-                <w:szCs w:val="20"/>
-              </w:rPr>
               <w:t xml:space="preserve">9 of 11 variants beat v1 on simple tasks</w:t>
-            </w:r>
-          </w:p>
-        </w:tc>
-      </w:tr>
-      <w:tr>
-        <w:tc>
-          <w:tcPr>
-            <w:tcW w:type="dxa" w:w="500"/>
-            <w:tcBorders>
-              <w:top w:val="single" w:color="CCCCCC" w:sz="1"/>
-              <w:left w:val="single" w:color="CCCCCC" w:sz="1"/>
-              <w:bottom w:val="single" w:color="CCCCCC" w:sz="1"/>
-              <w:right w:val="single" w:color="CCCCCC" w:sz="1"/>
-            </w:tcBorders>
-            <w:shd w:fill="F2F7FB" w:val="clear"/>
-            <w:tcMar>
-              <w:top w:type="dxa" w:w="60"/>
-              <w:left w:type="dxa" w:w="100"/>
-              <w:bottom w:type="dxa" w:w="60"/>
-              <w:right w:type="dxa" w:w="100"/>
-            </w:tcMar>
-          </w:tcPr>
-          <w:p>
-            <w:r>
-              <w:rPr>
-                <w:rFonts w:ascii="Arial" w:cs="Arial" w:eastAsia="Arial" w:hAnsi="Arial"/>
-                <w:sz w:val="20"/>
-                <w:szCs w:val="20"/>
-              </w:rPr>
-              <w:t xml:space="preserve">P6</w:t>
-            </w:r>
-          </w:p>
-        </w:tc>
-        <w:tc>
-          <w:tcPr>
-            <w:tcW w:type="dxa" w:w="2900"/>
-            <w:tcBorders>
-              <w:top w:val="single" w:color="CCCCCC" w:sz="1"/>
-              <w:left w:val="single" w:color="CCCCCC" w:sz="1"/>
-              <w:bottom w:val="single" w:color="CCCCCC" w:sz="1"/>
-              <w:right w:val="single" w:color="CCCCCC" w:sz="1"/>
-            </w:tcBorders>
-            <w:shd w:fill="F2F7FB" w:val="clear"/>
-            <w:tcMar>
-              <w:top w:type="dxa" w:w="60"/>
-              <w:left w:type="dxa" w:w="100"/>
-              <w:bottom w:type="dxa" w:w="60"/>
-              <w:right w:type="dxa" w:w="100"/>
-            </w:tcMar>
-          </w:tcPr>
-          <w:p>
-            <w:r>
-              <w:rPr>
-                <w:rFonts w:ascii="Arial" w:cs="Arial" w:eastAsia="Arial" w:hAnsi="Arial"/>
-                <w:sz w:val="20"/>
-                <w:szCs w:val="20"/>
-              </w:rPr>
-              <w:t xml:space="preserve">Rubric is the largest quality lever</w:t>
-            </w:r>
-          </w:p>
-        </w:tc>
-        <w:tc>
-          <w:tcPr>
-            <w:tcW w:type="dxa" w:w="1200"/>
-            <w:tcBorders>
-              <w:top w:val="single" w:color="CCCCCC" w:sz="1"/>
-              <w:left w:val="single" w:color="CCCCCC" w:sz="1"/>
-              <w:bottom w:val="single" w:color="CCCCCC" w:sz="1"/>
-              <w:right w:val="single" w:color="CCCCCC" w:sz="1"/>
-            </w:tcBorders>
-            <w:shd w:fill="F2F7FB" w:val="clear"/>
-            <w:tcMar>
-              <w:top w:type="dxa" w:w="60"/>
-              <w:left w:type="dxa" w:w="100"/>
-              <w:bottom w:type="dxa" w:w="60"/>
-              <w:right w:type="dxa" w:w="100"/>
-            </w:tcMar>
-          </w:tcPr>
-          <w:p>
-            <w:r>
-              <w:rPr>
-                <w:rFonts w:ascii="Arial" w:cs="Arial" w:eastAsia="Arial" w:hAnsi="Arial"/>
-                <w:sz w:val="20"/>
-                <w:szCs w:val="20"/>
-              </w:rPr>
-              <w:t xml:space="preserve">INDETERMINATE</w:t>
-            </w:r>
-          </w:p>
-        </w:tc>
-        <w:tc>
-          <w:tcPr>
-            <w:tcW w:type="dxa" w:w="4760"/>
-            <w:tcBorders>
-              <w:top w:val="single" w:color="CCCCCC" w:sz="1"/>
-              <w:left w:val="single" w:color="CCCCCC" w:sz="1"/>
-              <w:bottom w:val="single" w:color="CCCCCC" w:sz="1"/>
-              <w:right w:val="single" w:color="CCCCCC" w:sz="1"/>
-            </w:tcBorders>
-            <w:shd w:fill="F2F7FB" w:val="clear"/>
-            <w:tcMar>
-              <w:top w:type="dxa" w:w="60"/>
-              <w:left w:type="dxa" w:w="100"/>
-              <w:bottom w:type="dxa" w:w="60"/>
-              <w:right w:type="dxa" w:w="100"/>
-            </w:tcMar>
-          </w:tcPr>
-          <w:p>
-            <w:r>
-              <w:rPr>
-                <w:rFonts w:ascii="Arial" w:cs="Arial" w:eastAsia="Arial" w:hAnsi="Arial"/>
-                <w:sz w:val="20"/>
-                <w:szCs w:val="20"/>
-              </w:rPr>
-              <w:t xml:space="preserve">Single rubric used; cannot compare rubric vs topology effect</w:t>
             </w:r>
           </w:p>
         </w:tc>
@@ -8542,7 +9457,7 @@
           <w:sz w:val="22"/>
           <w:szCs w:val="22"/>
         </w:rPr>
-        <w:t xml:space="preserve">Both v2a and v2c start from the same Gemini 2.5 Pro initial design. The difference is who reviews it: Gemini (v2a) or GPT-OSS 120B (v2c). Here is the Error Handling section from each final design:</w:t>
+        <w:t xml:space="preserve">Both v2a and v2b start from the same Gemini 2.5 Pro initial design. The difference is who reviews it: Gemini (v2a) or GPT-OSS 120B (v2b). Here is the Error Handling section from each final design:</w:t>
       </w:r>
     </w:p>
     <w:p>
@@ -8642,7 +9557,7 @@
           <w:sz w:val="22"/>
           <w:szCs w:val="22"/>
         </w:rPr>
-        <w:t xml:space="preserve">v2c (cross-model review) — Error Handling:</w:t>
+        <w:t xml:space="preserve">v2b (cross-model review) — Error Handling:</w:t>
       </w:r>
     </w:p>
     <w:p>
@@ -8658,7 +9573,7 @@
           <w:sz w:val="20"/>
           <w:szCs w:val="20"/>
         </w:rPr>
-        <w:t xml:space="preserve">The v2c design has five error categories — critically, it splits Authentication and Authorization into separate categories (a security-relevant distinction the same-model reviewer missed). It specifies concrete parameters for every resilience pattern.</w:t>
+        <w:t xml:space="preserve">The v2b design has five error categories — critically, it splits Authentication and Authorization into separate categories (a security-relevant distinction the same-model reviewer missed). It specifies concrete parameters for every resilience pattern.</w:t>
       </w:r>
     </w:p>
     <w:p>
@@ -8817,7 +9732,7 @@
           <w:sz w:val="22"/>
           <w:szCs w:val="22"/>
         </w:rPr>
-        <w:t xml:space="preserve">v2c (cross-model review) — Concurrency section:</w:t>
+        <w:t xml:space="preserve">v2b (cross-model review) — Concurrency section:</w:t>
       </w:r>
     </w:p>
     <w:p>
@@ -9347,7 +10262,7 @@
           <w:sz w:val="22"/>
           <w:szCs w:val="22"/>
         </w:rPr>
-        <w:t xml:space="preserve">v2c — GPT-OSS reviewing Gemini (opens with):</w:t>
+        <w:t xml:space="preserve">v2b — GPT-OSS reviewing Gemini (opens with):</w:t>
       </w:r>
     </w:p>
     <w:p>
@@ -9678,20 +10593,20 @@
           <w:sz w:val="22"/>
           <w:szCs w:val="22"/>
         </w:rPr>
-        <w:t xml:space="preserve">Finding 2: Cross-model review (v2c) ranks #2 and validates the complementary blind spots mechanism.</w:t>
-      </w:r>
-    </w:p>
-    <w:p>
-      <w:pPr>
-        <w:spacing w:after="120"/>
-      </w:pPr>
-      <w:r>
-        <w:rPr>
-          <w:rFonts w:ascii="Arial" w:cs="Arial" w:eastAsia="Arial" w:hAnsi="Arial"/>
-          <w:sz w:val="22"/>
-          <w:szCs w:val="22"/>
-        </w:rPr>
-        <w:t xml:space="preserve">The cross-model reviewer variant (v2c) ranks #2 in the weighted ensemble at 4.606. All three individual evaluators (GPT-OSS 120B, Claude Opus 4.6, Claude Sonnet 4.6) independently place v2c in the top tier. This dual consensus (v4b #1, v2c #2) demonstrates that epistemic diversity in the feedback loop is the second-strongest lever for quality improvement after structural adversarial rethinking. The mechanism is straightforward: a different LLM’s training distribution acts as a fundamentally different “set of eyes,” catching blind spots that same-model review systematically misses. The 4.113-point improvement over same-model review (v2a: 4.493) is statistically significant and consistent across all 8 design tasks. This validates the complementary blind spots hypothesis and provides a practical, simpler alternative to the higher-effort v4b structural adversarial approach.</w:t>
+        <w:t xml:space="preserve">Finding 2: Cross-model review (v2b) ranks #2 and validates the complementary blind spots mechanism.</w:t>
+      </w:r>
+    </w:p>
+    <w:p>
+      <w:pPr>
+        <w:spacing w:after="120"/>
+      </w:pPr>
+      <w:r>
+        <w:rPr>
+          <w:rFonts w:ascii="Arial" w:cs="Arial" w:eastAsia="Arial" w:hAnsi="Arial"/>
+          <w:sz w:val="22"/>
+          <w:szCs w:val="22"/>
+        </w:rPr>
+        <w:t xml:space="preserve">The cross-model reviewer variant (v2b) ranks #2 in the weighted ensemble at 4.606. All three individual evaluators (GPT-OSS 120B, Claude Opus 4.6, Claude Sonnet 4.6) independently place v2b in the top tier. This dual consensus (v4b #1, v2b #2) demonstrates that epistemic diversity in the feedback loop is the second-strongest lever for quality improvement after structural adversarial rethinking. The mechanism is straightforward: a different LLM’s training distribution acts as a fundamentally different “set of eyes,” catching blind spots that same-model review systematically misses. The 4.113-point improvement over same-model review (v2a: 4.493) is statistically significant and consistent across all 8 design tasks. This validates the complementary blind spots hypothesis and provides a practical, simpler alternative to the higher-effort v4b structural adversarial approach.</w:t>
       </w:r>
     </w:p>
     <w:p>
@@ -9811,7 +10726,7 @@
         <w:rPr>
           <w:rFonts w:ascii="Arial" w:cs="Arial" w:eastAsia="Arial" w:hAnsi="Arial"/>
         </w:rPr>
-        <w:t xml:space="preserve">12.2 Why Cross-Model Review (v2c) Works So Well</w:t>
+        <w:t xml:space="preserve">12.2 Why Cross-Model Review (v2b) Works So Well</w:t>
       </w:r>
     </w:p>
     <w:p>
@@ -9837,7 +10752,7 @@
           <w:sz w:val="22"/>
           <w:szCs w:val="22"/>
         </w:rPr>
-        <w:t xml:space="preserve">In v2a (same-model review), the same model family both generates and reviews the design. In v2c (cross-model review), the leader generates but a different model family serves as reviewer. The setup is otherwise identical — same prompts, same rubric, same tasks. So any quality difference is attributable to architectural diversity in the review process.</w:t>
+        <w:t xml:space="preserve">In v2a (same-model review), the same model family both generates and reviews the design. In v2b (cross-model review), the leader generates but a different model family serves as reviewer. The setup is otherwise identical — same prompts, same rubric, same tasks. So any quality difference is attributable to architectural diversity in the review process.</w:t>
       </w:r>
     </w:p>
     <w:p>
@@ -9893,7 +10808,7 @@
           <w:sz w:val="22"/>
           <w:szCs w:val="22"/>
         </w:rPr>
-        <w:t xml:space="preserve">Cross-model review (v2c) improves 10 of 12 dimensions over same-model review (v2a), with the largest gains in Concurrency Safety (+0.33), Data Flow Clarity (+0.22), Error Handling (+0.21), and Interface Design (+0.20). These are precisely the dimensions where a design can look superficially complete but have subtle gaps — the kind of blind spots that arise when the same architecture shapes both the design and the review of that design.</w:t>
+        <w:t xml:space="preserve">Cross-model review (v2b) improves 10 of 12 dimensions over same-model review (v2a), with the largest gains in Concurrency Safety (+0.33), Data Flow Clarity (+0.22), Error Handling (+0.21), and Interface Design (+0.20). These are precisely the dimensions where a design can look superficially complete but have subtle gaps — the kind of blind spots that arise when the same architecture shapes both the design and the review of that design.</w:t>
       </w:r>
     </w:p>
     <w:p>
@@ -9921,7 +10836,7 @@
           <w:sz w:val="22"/>
           <w:szCs w:val="22"/>
         </w:rPr>
-        <w:t xml:space="preserve">v2c outperforms v2a on every single task, with win rates of 60–100% across 5 repetitions per task. The strongest advantage appears on T8 (Order Processing [Complex]), where v2c wins 100% of repetitions, and T7 (Access Control [Complex]), where it wins 80%. This consistency rules out luck — the cross-model advantage is systematic.</w:t>
+        <w:t xml:space="preserve">v2b outperforms v2a on every single task, with win rates of 60–100% across 5 repetitions per task. The strongest advantage appears on T8 (Order Processing [Complex]), where v2b wins 100% of repetitions, and T7 (Access Control [Complex]), where it wins 80%. This consistency rules out luck — the cross-model advantage is systematic.</w:t>
       </w:r>
     </w:p>
     <w:p>
@@ -9949,7 +10864,7 @@
           <w:sz w:val="22"/>
           <w:szCs w:val="22"/>
         </w:rPr>
-        <w:t xml:space="preserve">v2c uses a single GPT-OSS 120B reviewer to review designs from Gemini. Its quality (4.606) achieves exceptional results and consistently ranks #2 in the weighted ensemble. This demonstrates that you don’t need a panel of different models — you just need one model that’s different from the generator. The mechanism is epistemic diversity from different training data, not quantity of reviewers.</w:t>
+        <w:t xml:space="preserve">v2b uses a single GPT-OSS 120B reviewer to review designs from Gemini. Its quality (4.606) achieves exceptional results and consistently ranks #2 in the weighted ensemble. This demonstrates that you don’t need a panel of different models — you just need one model that’s different from the generator. The mechanism is epistemic diversity from different training data, not quantity of reviewers.</w:t>
       </w:r>
     </w:p>
     <w:p>
@@ -10116,143 +11031,33 @@
           <w:sz w:val="22"/>
           <w:szCs w:val="22"/>
         </w:rPr>
-        <w:t xml:space="preserve">The original adversarial reviewer (v4) rejected designs in 77% of rounds (56 rejections vs. 17 accepts). That’s a lot of adversarial pressure. But the data shows it doesn’t translate into better designs.</w:t>
-      </w:r>
-    </w:p>
-    <w:p>
-      <w:pPr>
-        <w:spacing w:after="120"/>
-      </w:pPr>
-      <w:r>
-        <w:rPr>
-          <w:rFonts w:ascii="Arial" w:cs="Arial" w:eastAsia="Arial" w:hAnsi="Arial"/>
-          <w:b/>
-          <w:bCs/>
-          <w:sz w:val="22"/>
-          <w:szCs w:val="22"/>
-        </w:rPr>
-        <w:t xml:space="preserve">Quality actually drops after revision (v4).</w:t>
-      </w:r>
-    </w:p>
-    <w:p>
-      <w:pPr>
-        <w:spacing w:after="120"/>
-      </w:pPr>
-      <w:r>
-        <w:rPr>
-          <w:rFonts w:ascii="Arial" w:cs="Arial" w:eastAsia="Arial" w:hAnsi="Arial"/>
-          <w:sz w:val="22"/>
-          <w:szCs w:val="22"/>
-        </w:rPr>
-        <w:t xml:space="preserve">The initial designs in v4 (round 0) score 4.48 on average. After the first rejection and revision (round 1), quality drops to 4.28. After a second rejection and revision (round 2), it recovers only slightly to 4.34. For comparison, the v1 baseline achieves 4.37 with cooperative self-refinement. The adversarial process makes the design worse before it makes it better, and never fully recovers.</w:t>
-      </w:r>
-    </w:p>
-    <w:p>
-      <w:pPr>
-        <w:spacing w:after="120"/>
-      </w:pPr>
-      <w:r>
-        <w:rPr>
-          <w:rFonts w:ascii="Arial" w:cs="Arial" w:eastAsia="Arial" w:hAnsi="Arial"/>
-          <w:b/>
-          <w:bCs/>
-          <w:sz w:val="22"/>
-          <w:szCs w:val="22"/>
-        </w:rPr>
-        <w:t xml:space="preserve">The v4 failure mechanism — local patching:</w:t>
-      </w:r>
-    </w:p>
-    <w:p>
-      <w:pPr>
-        <w:spacing w:after="120"/>
-      </w:pPr>
-      <w:r>
-        <w:rPr>
-          <w:rFonts w:ascii="Arial" w:cs="Arial" w:eastAsia="Arial" w:hAnsi="Arial"/>
-          <w:sz w:val="22"/>
-          <w:szCs w:val="22"/>
-        </w:rPr>
-        <w:t xml:space="preserve">When the adversarial reviewer rejects a design, it cites specific rubric dimensions below threshold. The designer then patches those specific areas. But the patches are local — the designer adds a paragraph about error handling or security without restructuring the architecture. This actually reduces coherence: the design becomes a patchwork of the original approach plus bolted-on addenda. A human engineer might respond to a hard rejection by going back to the whiteboard. An LLM responds by adding more text.</w:t>
-      </w:r>
-    </w:p>
-    <w:p>
-      <w:pPr>
-        <w:spacing w:after="120"/>
-      </w:pPr>
-      <w:r>
-        <w:rPr>
-          <w:rFonts w:ascii="Arial" w:cs="Arial" w:eastAsia="Arial" w:hAnsi="Arial"/>
-          <w:b/>
-          <w:bCs/>
-          <w:sz w:val="22"/>
-          <w:szCs w:val="22"/>
-        </w:rPr>
-        <w:t xml:space="preserve">v4b rescues adversarial review through prompt engineering.</w:t>
-      </w:r>
-    </w:p>
-    <w:p>
-      <w:pPr>
-        <w:spacing w:after="120"/>
-      </w:pPr>
-      <w:r>
-        <w:rPr>
-          <w:rFonts w:ascii="Arial" w:cs="Arial" w:eastAsia="Arial" w:hAnsi="Arial"/>
-          <w:sz w:val="22"/>
-          <w:szCs w:val="22"/>
-        </w:rPr>
-        <w:t xml:space="preserve">The v4 null result raised a question: is adversarial dynamics inherently ineffective, or was the adversarial prompt insufficiently demanding? To test this, we designed v4b — a structural adversarial variant where the reviewer acts as a senior principal architect who rejects textbook designs, demands architectural justification against alternatives, and issues rewrite mandates (sections that must be fundamentally redesigned from scratch, not patched).</w:t>
-      </w:r>
-    </w:p>
-    <w:p>
-      <w:pPr>
-        <w:spacing w:after="120"/>
-      </w:pPr>
-      <w:r>
-        <w:rPr>
-          <w:rFonts w:ascii="Arial" w:cs="Arial" w:eastAsia="Arial" w:hAnsi="Arial"/>
-          <w:sz w:val="22"/>
-          <w:szCs w:val="22"/>
-        </w:rPr>
-        <w:t xml:space="preserve">Key design differences from v4: (1) the reviewer scores architectural rigor 1–5 and requires 4.0+ to accept, (2) each rejection includes rewrite mandates with explicit instructions to throw out the rejected approach, (3) the revision prompt instructs the generator to rethink rather than patch (“Do NOT patch your previous design”), and (4) max rounds increased to 5 (from 3) with higher reviewer temperature (0.5 vs. 0.3).</w:t>
-      </w:r>
-    </w:p>
-    <w:p>
-      <w:pPr>
-        <w:spacing w:after="120"/>
-      </w:pPr>
-      <w:r>
-        <w:rPr>
-          <w:rFonts w:ascii="Arial" w:cs="Arial" w:eastAsia="Arial" w:hAnsi="Arial"/>
-          <w:sz w:val="22"/>
-          <w:szCs w:val="22"/>
-        </w:rPr>
-        <w:t xml:space="preserve">Results are striking. By the GPT-OSS evaluator, v4b scores 4.415 (rank #5), a +0.070 improvement over v4 (Cohen’s d = 0.43, p = 0.021). The three-evaluator ensemble reveals a larger story: v4b ranks #2 overall (ensemble mean 4.601), with Claude Opus 4.6 seeing the largest effect (d = 1.44, p &lt; 0.0001) and Sonnet 4.6 confirming (d = 1.11, p &lt; 0.0001).</w:t>
-      </w:r>
-    </w:p>
-    <w:p>
-      <w:pPr>
-        <w:spacing w:after="120"/>
-      </w:pPr>
-      <w:r>
-        <w:rPr>
-          <w:rFonts w:ascii="Arial" w:cs="Arial" w:eastAsia="Arial" w:hAnsi="Arial"/>
-          <w:sz w:val="22"/>
-          <w:szCs w:val="22"/>
-        </w:rPr>
-        <w:t xml:space="preserve">The principal architect reviewer is brutal: 100% of designs were rejected in Round 1, and 75% of runs (30/40) never earned an ACCEPT across all 5 rounds. The reviewer issued 8.7 rewrite mandates per rejection on average, most frequently targeting Scalability &amp; Performance (53 mandates), Capacity Estimation (48), and High-Level Architecture (47). Yet even the never-accepted designs scored well (mean 4.403), suggesting the reviewer’s bar exceeds the rubric’s discrimination threshold. The 25% that passed the gate (mean 4.448) rank #1 overall in the ensemble, validating the principal architect reviewer’s standard.</w:t>
-      </w:r>
-    </w:p>
-    <w:p>
-      <w:pPr>
-        <w:spacing w:after="120"/>
-      </w:pPr>
-      <w:r>
-        <w:rPr>
-          <w:rFonts w:ascii="Arial" w:cs="Arial" w:eastAsia="Arial" w:hAnsi="Arial"/>
-          <w:sz w:val="22"/>
-          <w:szCs w:val="22"/>
-        </w:rPr>
-        <w:t xml:space="preserve">Per-dimension, v4b’s biggest gains over v4 (Opus evaluator) target precisely the dimensions the rewrite mandates addressed: Scalability Strategy (+0.692), Security Posture (+0.658), API Design (+0.542), Reliability (+0.500). Notably, v4b beats even v2c on Right-Sizing/Simplicity (+0.075) — the adversarial pressure forces more honest trade-off analysis.</w:t>
+        <w:t xml:space="preserve">The original adversarial variant (v4) rejected designs in 77% of rounds, but quality actually dropped after revision—from 4.48 (round 0) to 4.28 (round 1), recovering only to 4.34 by round 2. The failure mechanism is local patching: when the reviewer rejects a design citing specific dimensions, the generator adds paragraphs addressing those points without restructuring the architecture. The design becomes a patchwork of the original approach plus bolted-on addenda.</w:t>
+      </w:r>
+    </w:p>
+    <w:p>
+      <w:pPr>
+        <w:spacing w:after="120"/>
+      </w:pPr>
+      <w:r>
+        <w:rPr>
+          <w:rFonts w:ascii="Arial" w:cs="Arial" w:eastAsia="Arial" w:hAnsi="Arial"/>
+          <w:sz w:val="22"/>
+          <w:szCs w:val="22"/>
+        </w:rPr>
+        <w:t xml:space="preserve">v4b addresses this by replacing the binary gate with a principal architect who issues specific rewrite mandates. The key prompt differences: (1) the reviewer scores architectural rigor 1–5 and requires 4.0+ to accept, (2) rejections include rewrite mandates with instructions to throw out the rejected approach, (3) the revision prompt says “Do NOT patch your previous design,” and (4) max rounds increased to 5 with higher reviewer temperature.</w:t>
+      </w:r>
+    </w:p>
+    <w:p>
+      <w:pPr>
+        <w:spacing w:after="120"/>
+      </w:pPr>
+      <w:r>
+        <w:rPr>
+          <w:rFonts w:ascii="Arial" w:cs="Arial" w:eastAsia="Arial" w:hAnsi="Arial"/>
+          <w:sz w:val="22"/>
+          <w:szCs w:val="22"/>
+        </w:rPr>
+        <w:t xml:space="preserve">The result: v4b jumps from v4’s rank #8 to rank #1 by ensemble (4.637). The improvement spans 10 of 12 dimensions, with the largest gains in Scalability (+0.69), Security (+0.66), and API Design (+0.54). 75% of runs never earned an ACCEPT across all 5 rounds, yet still scored well (mean 4.403)—the reviewer’s high bar forces continuous improvement. The practical lesson for practitioners: adversarial review requires prompts that demand structural rethinking, not just binary rejection.</w:t>
       </w:r>
     </w:p>
     <w:p>
@@ -10320,69 +11125,6 @@
     </w:p>
     <w:p>
       <w:pPr>
-        <w:spacing w:before="200" w:after="200"/>
-        <w:jc w:val="center"/>
-      </w:pPr>
-      <w:r>
-        <w:drawing>
-          <wp:inline distT="0" distB="0" distL="0" distR="0">
-            <wp:extent cx="5524500" cy="2000250"/>
-            <wp:effectExtent t="0" r="0" b="0" l="0"/>
-            <wp:docPr id="1" name="fig12_v4b_accepted_ranking.png" descr="fig12_v4b_accepted_ranking.png" title="fig12_v4b_accepted_ranking.png"/>
-            <wp:cNvGraphicFramePr>
-              <a:graphicFrameLocks xmlns:a="http://schemas.openxmlformats.org/drawingml/2006/main" noChangeAspect="1"/>
-            </wp:cNvGraphicFramePr>
-            <a:graphic xmlns:a="http://schemas.openxmlformats.org/drawingml/2006/main">
-              <a:graphicData uri="http://schemas.openxmlformats.org/drawingml/2006/picture">
-                <pic:pic xmlns:pic="http://schemas.openxmlformats.org/drawingml/2006/picture">
-                  <pic:nvPicPr>
-                    <pic:cNvPr id="0" name="" descr=""/>
-                    <pic:cNvPicPr>
-                      <a:picLocks noChangeAspect="1" noChangeArrowheads="1"/>
-                    </pic:cNvPicPr>
-                  </pic:nvPicPr>
-                  <pic:blipFill>
-                    <a:blip r:embed="rId18" cstate="none"/>
-                    <a:srcRect/>
-                    <a:stretch>
-                      <a:fillRect/>
-                    </a:stretch>
-                  </pic:blipFill>
-                  <pic:spPr bwMode="auto">
-                    <a:xfrm>
-                      <a:off x="0" y="0"/>
-                      <a:ext cx="5524500" cy="2000250"/>
-                    </a:xfrm>
-                    <a:prstGeom prst="rect">
-                      <a:avLst/>
-                    </a:prstGeom>
-                  </pic:spPr>
-                </pic:pic>
-              </a:graphicData>
-            </a:graphic>
-          </wp:inline>
-        </w:drawing>
-      </w:r>
-    </w:p>
-    <w:p>
-      <w:pPr>
-        <w:spacing w:after="200"/>
-        <w:jc w:val="center"/>
-      </w:pPr>
-      <w:r>
-        <w:rPr>
-          <w:rFonts w:ascii="Arial" w:cs="Arial" w:eastAsia="Arial" w:hAnsi="Arial"/>
-          <w:i/>
-          <w:iCs/>
-          <w:color w:val="666666"/>
-          <w:sz w:val="18"/>
-          <w:szCs w:val="18"/>
-        </w:rPr>
-        <w:t xml:space="preserve">Figure 12: v4b accepted-only (25%) vs. never-accepted (75%) vs. all variants. Accepted runs rank #4 overall.</w:t>
-      </w:r>
-    </w:p>
-    <w:p>
-      <w:pPr>
         <w:pStyle w:val="Heading2"/>
         <w:spacing w:before="300" w:after="150"/>
       </w:pPr>
@@ -10431,7 +11173,7 @@
           <w:sz w:val="22"/>
           <w:szCs w:val="22"/>
         </w:rPr>
-        <w:t xml:space="preserve">A two-way ANOVA decomposition shows that variant choice (η² = 0.64) is the dominant factor, while task choice (η² = 0.03) explains almost nothing, and the variant × task interaction explains 12.5%. This suggests the collaboration topology is a major lever.</w:t>
+        <w:t xml:space="preserve">A variance decomposition shows that which variant you choose is the dominant factor in score differences (η² = 0.64, meaning 64% of score variation is explained by variant choice), while which task was assigned explains almost nothing (η² = 0.03), and the interaction between variant and task explains 12.5%.</w:t>
       </w:r>
     </w:p>
     <w:p>
@@ -10459,7 +11201,7 @@
           <w:sz w:val="22"/>
           <w:szCs w:val="22"/>
         </w:rPr>
-        <w:t xml:space="preserve">When we remove the three v3 merge variants — which are arguably a broken implementation rather than a meaningful topology comparison — the topology effect drops from 64% to just 14.5% of variance. Among the nine non-merge variants, topology choice matters, but modestly. This is indirect evidence for the thesis’s prediction that the rubric might be the bigger lever: if topology only explains 14.5% of variance among reasonable configurations, there’s a lot of room for the rubric (or other factors) to dominate.</w:t>
+        <w:t xml:space="preserve">When we remove the three v3 merge variants — which are arguably a broken implementation rather than a meaningful topology comparison — the topology effect drops from 64% to just 14.5% of variance. Among the nine non-merge variants, topology choice matters, but modestly. The remaining 85% of variance is attributable to task difficulty, run-to-run variation, and other factors outside the workflow design itself.</w:t>
       </w:r>
     </w:p>
     <w:p>
@@ -10540,7 +11282,7 @@
           <w:sz w:val="22"/>
           <w:szCs w:val="22"/>
         </w:rPr>
-        <w:t xml:space="preserve">The weighted ensemble produces the same ranking order as equal weighting (Spearman ρ ≈ 1.0), confirming that the specific weights are not the driver of the rankings. The ensemble’s primary value is in revealing where the three evaluators agree strongly (v4b #1, v3 at bottom) and where they disagree substantially (v2c magnitude), which becomes visible in Section 2.5.</w:t>
+        <w:t xml:space="preserve">The weighted ensemble produces the same ranking order as equal weighting (Spearman ρ ≈ 1.0), confirming that the specific weights are not the driver of the rankings. The ensemble’s primary value is in revealing where the three evaluators agree strongly (v4b #1, v3 at bottom) and where they disagree substantially (v2b magnitude), which becomes visible in Section 2.5.</w:t>
       </w:r>
     </w:p>
     <w:p>
@@ -10565,7 +11307,7 @@
           <w:sz w:val="22"/>
           <w:szCs w:val="22"/>
         </w:rPr>
-        <w:t xml:space="preserve">This analysis is subject to several limitations. First, v7 (Consensus Convergence) was not executed, leaving a gap in the experimental design space. Second, the evaluator agreement (α = 0.42–0.81) is below the target of 0.70 for several variants, suggesting the rubric may not be precise enough to distinguish fine-grained quality differences in the top tier. Third, only two model families were used for design generation and review (Gemini for generation, GPT-OSS for review); while three evaluator families confirm ranking robustness, the complementary blind spots mechanism in the design loop remains tested on a single pairing. Fourth, the v4b experiment (n=40) is smaller than the original per-variant sample (n=40), and the three-evaluator disagreement on v4b’s effect magnitude (d = 0.45–1.44) warrants replication with larger samples. Fifth, the weighted ensemble is a methodological choice; equal weighting (2:2:1, 2:1:1, or 1:1:1) produces the same ranking order (Spearman ρ ≈ 1.0), confirming robustness to weight specification. Finally, evaluation was conducted by three LLM families used for generation/review; human expert evaluation on a stratified sample would validate the automated rankings.</w:t>
+        <w:t xml:space="preserve">This analysis is subject to several limitations. First, the evaluator agreement (α = 0.42–0.81) is below the target of 0.70 for several variants, suggesting the rubric may not be precise enough to distinguish fine-grained quality differences in the top tier. Second, only two model families were used for design generation and review (Gemini for generation, GPT-OSS for review); while three evaluator families confirm ranking robustness, the complementary blind spots mechanism in the design loop remains tested on a single pairing. Third, the weighted ensemble is a methodological choice; equal weighting (2:2:1, 2:1:1, or 1:1:1) produces the same ranking order (Spearman ρ ≈ 1.0), confirming robustness to weight specification. Finally, evaluation was conducted by three LLM families used for generation/review; human expert evaluation on a stratified sample would validate the automated rankings.</w:t>
       </w:r>
     </w:p>
     <w:p>
@@ -10598,7 +11340,7 @@
           <w:sz w:val="22"/>
           <w:szCs w:val="22"/>
         </w:rPr>
-        <w:t xml:space="preserve">Execute v7 (Consensus Convergence) to complete the 2×2×2 matrix and test whether peer convergence avoids the merge failure by iterating rather than synthesizing.</w:t>
+        <w:t xml:space="preserve">Design a rubric comparison experiment: hold topology constant (e.g., v2b cross-model reviewer), vary rubric granularity (minimal vs. detailed vs. expert-tuned), and measure how sensitive design quality and evaluator agreement are to the evaluation instrument itself.</w:t>
       </w:r>
     </w:p>
     <w:p>
@@ -10616,7 +11358,7 @@
           <w:sz w:val="22"/>
           <w:szCs w:val="22"/>
         </w:rPr>
-        <w:t xml:space="preserve">Design a rubric comparison experiment: hold topology constant (e.g., v2c cross-model reviewer), vary rubric quality (minimal vs. detailed vs. expert-tuned), and measure the effect. The 14.5% topology effect among non-merge variants leaves 85% unexplained — rubric quality is the leading candidate.</w:t>
+        <w:t xml:space="preserve">Test cross-model review with additional model pairs (e.g., Claude generating + Gemini reviewing, or GPT-4.1 generating + Claude reviewing) to confirm whether the “complementary blind spots” mechanism generalizes or is specific to the Gemini/GPT-OSS pairing.</w:t>
       </w:r>
     </w:p>
     <w:p>
@@ -10634,7 +11376,7 @@
           <w:sz w:val="22"/>
           <w:szCs w:val="22"/>
         </w:rPr>
-        <w:t xml:space="preserve">Test cross-model review with additional model pairs (e.g., Claude generating + Gemini reviewing, or GPT-4.1 generating + Claude reviewing) to confirm whether the “complementary blind spots” mechanism generalizes or is specific to the Gemini/GPT-OSS pairing.</w:t>
+        <w:t xml:space="preserve">Fix the merge pipeline: the merger’s token starvation is a fixable engineering problem. Test a two-stage pipeline where v3 merge output is then reviewed by a cross-model reviewer (v2b), combining architectural diversity with epistemic diversity.</w:t>
       </w:r>
     </w:p>
     <w:p>
@@ -10652,7 +11394,7 @@
           <w:sz w:val="22"/>
           <w:szCs w:val="22"/>
         </w:rPr>
-        <w:t xml:space="preserve">Fix the merge pipeline: the merger’s token starvation is a fixable engineering problem. Test a two-stage pipeline where v3 merge output is then reviewed by a cross-model reviewer (v2c), combining architectural diversity with epistemic diversity.</w:t>
+        <w:t xml:space="preserve">Combine v4b structural adversarial review with v2b cross-model review — an unexplored combination. v4b uses same-model adversarial review (GPT-OSS reviews Gemini); combining this with v2b’s cross-model epistemic diversity could compound the benefits of both approaches. The v4b and v2b approaches are complementary rather than competitive, and their combination may close the remaining gap to perfection.</w:t>
       </w:r>
     </w:p>
     <w:p>
@@ -10670,7 +11412,7 @@
           <w:sz w:val="22"/>
           <w:szCs w:val="22"/>
         </w:rPr>
-        <w:t xml:space="preserve">Combine v4b structural adversarial review with v2c cross-model review — an unexplored combination. v4b uses same-model adversarial review (GPT-OSS reviews Gemini); combining this with v2c’s cross-model epistemic diversity could compound the benefits of both approaches. The v4b and v2c approaches are complementary rather than competitive, and their combination may close the remaining gap to perfection.</w:t>
+        <w:t xml:space="preserve">Investigate why Claude evaluators see a much larger v4b effect than GPT-OSS (d = 1.44 vs. 0.45). This evaluator disagreement may reveal systematic differences in how model families weight architectural depth, trade-off analysis, and context-specificity — extending the complementary blind spots finding to evaluation itself.</w:t>
       </w:r>
     </w:p>
     <w:p>
@@ -10688,7 +11430,7 @@
           <w:sz w:val="22"/>
           <w:szCs w:val="22"/>
         </w:rPr>
-        <w:t xml:space="preserve">Investigate why Claude evaluators see a much larger v4b effect than GPT-OSS (d = 1.44 vs. 0.45). This evaluator disagreement may reveal systematic differences in how model families weight architectural depth, trade-off analysis, and context-specificity — extending the complementary blind spots finding to evaluation itself.</w:t>
+        <w:t xml:space="preserve">Evaluate a hierarchical consortium of smaller models under SOTA leadership: test whether a frontier model (e.g., Gemini 2.5 Pro, GPT-4.1, Claude Opus) can serve as an orchestrating leader — decomposing design tasks, assigning sub-problems, and synthesizing outputs — while a consortium of smaller, cost-efficient models (e.g., Gemini Flash, GPT-4o-mini, Haiku) execute the sub-tasks. Our v6 rotating leader result (lowest variance) suggests that leadership structure matters; a “SOTA-as-leader” topology could achieve near-SOTA quality at a fraction of the cost by leveraging the frontier model’s stronger architectural reasoning for task decomposition while delegating execution to cheaper models.</w:t>
       </w:r>
     </w:p>
     <w:p>
@@ -10706,7 +11448,7 @@
           <w:sz w:val="22"/>
           <w:szCs w:val="22"/>
         </w:rPr>
-        <w:t xml:space="preserve">Evaluate a hierarchical consortium of smaller models under SOTA leadership: test whether a frontier model (e.g., Gemini 2.5 Pro, GPT-4.1, Claude Opus) can serve as an orchestrating leader — decomposing design tasks, assigning sub-problems, and synthesizing outputs — while a consortium of smaller, cost-efficient models (e.g., Gemini Flash, GPT-4o-mini, Haiku) execute the sub-tasks. Our v6 rotating leader result (lowest variance) suggests that leadership structure matters; a “SOTA-as-leader” topology could achieve near-SOTA quality at a fraction of the cost by leveraging the frontier model’s stronger architectural reasoning for task decomposition while delegating execution to cheaper models.</w:t>
+        <w:t xml:space="preserve">Evaluate a teacher-student consortium where a SOTA “teacher” model first generates high-quality reference designs and rubric-grounded critiques, which are then used to guide a consortium of smaller “student” models through in-context learning or fine-tuning. This extends the complementary blind spots mechanism: rather than relying on pre-existing distributional differences between models, the teacher actively shapes the students’ review capabilities by demonstrating what good critique looks like. The hypothesis is that teacher-guided students would develop more calibrated review skills, potentially democratizing the cross-model advantage and making high-quality LLM consortium workflows accessible with smaller, locally-deployable models.</w:t>
       </w:r>
     </w:p>
     <w:p>
@@ -10724,7 +11466,7 @@
           <w:sz w:val="22"/>
           <w:szCs w:val="22"/>
         </w:rPr>
-        <w:t xml:space="preserve">Evaluate a teacher-student consortium where a SOTA “teacher” model first generates high-quality reference designs and rubric-grounded critiques, which are then used to guide a consortium of smaller “student” models through in-context learning or fine-tuning. This extends the complementary blind spots mechanism: rather than relying on pre-existing distributional differences between models, the teacher actively shapes the students’ review capabilities by demonstrating what good critique looks like. The hypothesis is that teacher-guided students would develop more calibrated review skills, potentially democratizing the cross-model advantage and making high-quality LLM consortium workflows accessible with smaller, locally-deployable models.</w:t>
+        <w:t xml:space="preserve">Extend the consortium paradigm from architectural design to code generation. Code presents fundamentally different evaluation dynamics: unlike designs (judged by rubric heuristics), code can be verified by execution — tests pass or fail, builds compile or break, benchmarks produce measurable performance. Several promising directions emerge: (a) a generate-review-test consortium where a cross-model reviewer catches defect classes (race conditions, security vulnerabilities) that same-model review systematically misses, with a third agent writing and executing tests as a closed-loop quality signal; (b) module-level parallel generation, where different agents implement different modules against shared interface contracts — potentially rescuing the parallel merge strategy by enforcing architectural boundaries at merge time; (c) adversarial test generation, where an adversarial agent writes failing tests rather than rejecting designs, providing concrete executable counterexamples that demand structural fixes rather than the local patching we observed in v4; and (d) a design-to-code pipeline bridging our current findings with implementation, where the consortium first produces an optimized architecture (via v4b structural adversarial or v2b cross-model review) then hands it to a coding consortium that implements it module by module, testing whether design-level quality gains propagate to implemented code.</w:t>
       </w:r>
     </w:p>
     <w:p>
@@ -10742,7 +11484,7 @@
           <w:sz w:val="22"/>
           <w:szCs w:val="22"/>
         </w:rPr>
-        <w:t xml:space="preserve">Extend the consortium paradigm from architectural design to code generation. Code presents fundamentally different evaluation dynamics: unlike designs (judged by rubric heuristics), code can be verified by execution — tests pass or fail, builds compile or break, benchmarks produce measurable performance. Several promising directions emerge: (a) a generate-review-test consortium where a cross-model reviewer catches defect classes (race conditions, security vulnerabilities) that same-model review systematically misses, with a third agent writing and executing tests as a closed-loop quality signal; (b) module-level parallel generation, where different agents implement different modules against shared interface contracts — potentially rescuing the parallel merge strategy by enforcing architectural boundaries at merge time; (c) adversarial test generation, where an adversarial agent writes failing tests rather than rejecting designs, providing concrete executable counterexamples that demand structural fixes rather than the local patching we observed in v4; and (d) a design-to-code pipeline bridging our current findings with implementation, where the consortium first produces an optimized architecture (via v4b structural adversarial or v2c cross-model review) then hands it to a coding consortium that implements it module by module, testing whether design-level quality gains propagate to implemented code.</w:t>
+        <w:t xml:space="preserve">Test cross-domain generalization of the consortium framework. This experiment evaluates software architectural design — a structured, document-oriented task. The consortium topologies and the complementary blind spots mechanism may generalize to other LLM-heavy domains: legal contract drafting (where different model families may catch different classes of ambiguity or risk), scientific protocol design (where methodological blind spots could be surfaced by cross-model review), medical documentation, and business strategy documents. Determining whether the 2×2×2 framework is a general theory of LLM collaboration or specific to software engineering’s structured nature would significantly expand the impact of this research.</w:t>
       </w:r>
     </w:p>
     <w:p>
@@ -10760,7 +11502,7 @@
           <w:sz w:val="22"/>
           <w:szCs w:val="22"/>
         </w:rPr>
-        <w:t xml:space="preserve">Test cross-domain generalization of the consortium framework. This experiment evaluates software architectural design — a structured, document-oriented task. The consortium topologies and the complementary blind spots mechanism may generalize to other LLM-heavy domains: legal contract drafting (where different model families may catch different classes of ambiguity or risk), scientific protocol design (where methodological blind spots could be surfaced by cross-model review), medical documentation, and business strategy documents. Determining whether the 2×2×2 framework is a general theory of LLM collaboration or specific to software engineering’s structured nature would significantly expand the impact of this research.</w:t>
+        <w:t xml:space="preserve">Build a dynamic topology selector via meta-agent. Our data shows different topologies excel under different conditions: v5 specialist peaks on medium-complexity tasks (4.530), v4b dominates overall quality (4.637), v8 offers the best cost-efficiency, and v6 provides maximum consistency. A meta-agent that examines the incoming task — its complexity, domain, quality requirements, and cost constraints — and dynamically selects the optimal topology per-task could outperform any single fixed topology. The task-variant heatmap already contains the training signal for such a selector, transforming the consortium from a static workflow choice into an adaptive system.</w:t>
       </w:r>
     </w:p>
     <w:p>
@@ -10778,7 +11520,7 @@
           <w:sz w:val="22"/>
           <w:szCs w:val="22"/>
         </w:rPr>
-        <w:t xml:space="preserve">Build a dynamic topology selector via meta-agent. Our data shows different topologies excel under different conditions: v5 specialist peaks on medium-complexity tasks (4.530), v4b dominates overall quality (4.637), v8 offers the best cost-efficiency, and v6 provides maximum consistency. A meta-agent that examines the incoming task — its complexity, domain, quality requirements, and cost constraints — and dynamically selects the optimal topology per-task could outperform any single fixed topology. The task-variant heatmap already contains the training signal for such a selector, transforming the consortium from a static workflow choice into an adaptive system.</w:t>
+        <w:t xml:space="preserve">Conduct a rubric ablation study. Our variance decomposition shows topology explains only 14.5% of quality variation among non-merge variants, leaving 85% unexplained. The evaluation rubric is the leading candidate. A controlled experiment holding topology constant (e.g., v2b cross-model reviewer) while varying rubric quality — minimal (3 dimensions), standard (12 dimensions, as used here), and expert-tuned (20+ dimensions with sub-criteria) — would directly answer RQ4 and determine whether rubric engineering or topology engineering deserves more practitioner investment.</w:t>
       </w:r>
     </w:p>
     <w:p>
@@ -10796,25 +11538,7 @@
           <w:sz w:val="22"/>
           <w:szCs w:val="22"/>
         </w:rPr>
-        <w:t xml:space="preserve">Conduct a rubric ablation study. Our variance decomposition shows topology explains only 14.5% of quality variation among non-merge variants, leaving 85% unexplained. The evaluation rubric is the leading candidate. A controlled experiment holding topology constant (e.g., v2c cross-model reviewer) while varying rubric quality — minimal (3 dimensions), standard (12 dimensions, as used here), and expert-tuned (20+ dimensions with sub-criteria) — would directly answer RQ4 and determine whether rubric engineering or topology engineering deserves more practitioner investment.</w:t>
-      </w:r>
-    </w:p>
-    <w:p>
-      <w:pPr>
-        <w:pStyle w:val="ListParagraph"/>
-        <w:numPr>
-          <w:ilvl w:val="0"/>
-          <w:numId w:val="2"/>
-        </w:numPr>
-        <w:spacing w:after="80"/>
-      </w:pPr>
-      <w:r>
-        <w:rPr>
-          <w:rFonts w:ascii="Arial" w:cs="Arial" w:eastAsia="Arial" w:hAnsi="Arial"/>
-          <w:sz w:val="22"/>
-          <w:szCs w:val="22"/>
-        </w:rPr>
-        <w:t xml:space="preserve">Test iterative cross-model review. The v2c topology performs a single cross-model review round. Our v1 self-refine baseline shows diminishing returns with same-model iteration (quality plateaus after round 2). However, alternating cross-model review — Gemini generates, GPT-OSS reviews, Gemini revises, GPT-OSS reviews again — may not saturate the same way because each round introduces a genuinely different perspective. Testing 2–3 rounds of alternating cross-model review would determine whether the complementary blind spots mechanism compounds across iterations or saturates at a single round.</w:t>
+        <w:t xml:space="preserve">Test iterative cross-model review. The v2b topology performs a single cross-model review round. Our v1 self-refine baseline shows diminishing returns with same-model iteration (quality plateaus after round 2). However, alternating cross-model review — Gemini generates, GPT-OSS reviews, Gemini revises, GPT-OSS reviews again — may not saturate the same way because each round introduces a genuinely different perspective. Testing 2–3 rounds of alternating cross-model review would determine whether the complementary blind spots mechanism compounds across iterations or saturates at a single round.</w:t>
       </w:r>
     </w:p>
     <w:p>

--- a/LLM_Consortium_Analysis_Report.docx
+++ b/LLM_Consortium_Analysis_Report.docx
@@ -105,7 +105,7 @@
     <w:p>
       <w:pPr>
         <w:pStyle w:val="Heading1"/>
-        <w:spacing w:before="300" w:after="150"/>
+        <w:spacing w:before="400" w:after="150"/>
       </w:pPr>
       <w:r>
         <w:rPr>
@@ -247,8 +247,37 @@
     </w:p>
     <w:p>
       <w:pPr>
+        <w:spacing w:before="0" w:after="0"/>
+      </w:pPr>
+      <w:r>
+        <w:rPr>
+          <w:rFonts w:ascii="Arial" w:cs="Arial" w:eastAsia="Arial" w:hAnsi="Arial"/>
+          <w:sz w:val="22"/>
+          <w:szCs w:val="22"/>
+        </w:rPr>
+        <w:t xml:space="preserve"/>
+      </w:r>
+    </w:p>
+    <w:p>
+      <w:pPr>
+        <w:pBdr>
+          <w:bottom w:val="single" w:color="999999" w:sz="6" w:space="4"/>
+        </w:pBdr>
+        <w:spacing w:before="0" w:after="120"/>
+      </w:pPr>
+      <w:r>
+        <w:rPr>
+          <w:rFonts w:ascii="Arial" w:cs="Arial" w:eastAsia="Arial" w:hAnsi="Arial"/>
+          <w:sz w:val="2"/>
+          <w:szCs w:val="2"/>
+        </w:rPr>
+        <w:t xml:space="preserve"> </w:t>
+      </w:r>
+    </w:p>
+    <w:p>
+      <w:pPr>
         <w:pStyle w:val="Heading1"/>
-        <w:spacing w:before="300" w:after="150"/>
+        <w:spacing w:before="400" w:after="150"/>
       </w:pPr>
       <w:r>
         <w:rPr>
@@ -1491,8 +1520,37 @@
     </w:p>
     <w:p>
       <w:pPr>
+        <w:spacing w:before="0" w:after="0"/>
+      </w:pPr>
+      <w:r>
+        <w:rPr>
+          <w:rFonts w:ascii="Arial" w:cs="Arial" w:eastAsia="Arial" w:hAnsi="Arial"/>
+          <w:sz w:val="22"/>
+          <w:szCs w:val="22"/>
+        </w:rPr>
+        <w:t xml:space="preserve"/>
+      </w:r>
+    </w:p>
+    <w:p>
+      <w:pPr>
+        <w:pBdr>
+          <w:bottom w:val="single" w:color="999999" w:sz="6" w:space="4"/>
+        </w:pBdr>
+        <w:spacing w:before="0" w:after="120"/>
+      </w:pPr>
+      <w:r>
+        <w:rPr>
+          <w:rFonts w:ascii="Arial" w:cs="Arial" w:eastAsia="Arial" w:hAnsi="Arial"/>
+          <w:sz w:val="2"/>
+          <w:szCs w:val="2"/>
+        </w:rPr>
+        <w:t xml:space="preserve"> </w:t>
+      </w:r>
+    </w:p>
+    <w:p>
+      <w:pPr>
         <w:pStyle w:val="Heading1"/>
-        <w:spacing w:before="300" w:after="150"/>
+        <w:spacing w:before="400" w:after="150"/>
       </w:pPr>
       <w:r>
         <w:rPr>
@@ -4655,8 +4713,37 @@
     </w:p>
     <w:p>
       <w:pPr>
+        <w:spacing w:before="0" w:after="0"/>
+      </w:pPr>
+      <w:r>
+        <w:rPr>
+          <w:rFonts w:ascii="Arial" w:cs="Arial" w:eastAsia="Arial" w:hAnsi="Arial"/>
+          <w:sz w:val="22"/>
+          <w:szCs w:val="22"/>
+        </w:rPr>
+        <w:t xml:space="preserve"/>
+      </w:r>
+    </w:p>
+    <w:p>
+      <w:pPr>
+        <w:pBdr>
+          <w:bottom w:val="single" w:color="999999" w:sz="6" w:space="4"/>
+        </w:pBdr>
+        <w:spacing w:before="0" w:after="120"/>
+      </w:pPr>
+      <w:r>
+        <w:rPr>
+          <w:rFonts w:ascii="Arial" w:cs="Arial" w:eastAsia="Arial" w:hAnsi="Arial"/>
+          <w:sz w:val="2"/>
+          <w:szCs w:val="2"/>
+        </w:rPr>
+        <w:t xml:space="preserve"> </w:t>
+      </w:r>
+    </w:p>
+    <w:p>
+      <w:pPr>
         <w:pStyle w:val="Heading1"/>
-        <w:spacing w:before="300" w:after="150"/>
+        <w:spacing w:before="400" w:after="150"/>
       </w:pPr>
       <w:r>
         <w:rPr>
@@ -4998,8 +5085,37 @@
     </w:p>
     <w:p>
       <w:pPr>
+        <w:spacing w:before="0" w:after="0"/>
+      </w:pPr>
+      <w:r>
+        <w:rPr>
+          <w:rFonts w:ascii="Arial" w:cs="Arial" w:eastAsia="Arial" w:hAnsi="Arial"/>
+          <w:sz w:val="22"/>
+          <w:szCs w:val="22"/>
+        </w:rPr>
+        <w:t xml:space="preserve"/>
+      </w:r>
+    </w:p>
+    <w:p>
+      <w:pPr>
+        <w:pBdr>
+          <w:bottom w:val="single" w:color="999999" w:sz="6" w:space="4"/>
+        </w:pBdr>
+        <w:spacing w:before="0" w:after="120"/>
+      </w:pPr>
+      <w:r>
+        <w:rPr>
+          <w:rFonts w:ascii="Arial" w:cs="Arial" w:eastAsia="Arial" w:hAnsi="Arial"/>
+          <w:sz w:val="2"/>
+          <w:szCs w:val="2"/>
+        </w:rPr>
+        <w:t xml:space="preserve"> </w:t>
+      </w:r>
+    </w:p>
+    <w:p>
+      <w:pPr>
         <w:pStyle w:val="Heading1"/>
-        <w:spacing w:before="300" w:after="150"/>
+        <w:spacing w:before="400" w:after="150"/>
       </w:pPr>
       <w:r>
         <w:rPr>
@@ -5117,8 +5233,37 @@
     </w:p>
     <w:p>
       <w:pPr>
+        <w:spacing w:before="0" w:after="0"/>
+      </w:pPr>
+      <w:r>
+        <w:rPr>
+          <w:rFonts w:ascii="Arial" w:cs="Arial" w:eastAsia="Arial" w:hAnsi="Arial"/>
+          <w:sz w:val="22"/>
+          <w:szCs w:val="22"/>
+        </w:rPr>
+        <w:t xml:space="preserve"/>
+      </w:r>
+    </w:p>
+    <w:p>
+      <w:pPr>
+        <w:pBdr>
+          <w:bottom w:val="single" w:color="999999" w:sz="6" w:space="4"/>
+        </w:pBdr>
+        <w:spacing w:before="0" w:after="120"/>
+      </w:pPr>
+      <w:r>
+        <w:rPr>
+          <w:rFonts w:ascii="Arial" w:cs="Arial" w:eastAsia="Arial" w:hAnsi="Arial"/>
+          <w:sz w:val="2"/>
+          <w:szCs w:val="2"/>
+        </w:rPr>
+        <w:t xml:space="preserve"> </w:t>
+      </w:r>
+    </w:p>
+    <w:p>
+      <w:pPr>
         <w:pStyle w:val="Heading1"/>
-        <w:spacing w:before="300" w:after="150"/>
+        <w:spacing w:before="400" w:after="150"/>
       </w:pPr>
       <w:r>
         <w:rPr>
@@ -6791,8 +6936,37 @@
     </w:p>
     <w:p>
       <w:pPr>
+        <w:spacing w:before="0" w:after="0"/>
+      </w:pPr>
+      <w:r>
+        <w:rPr>
+          <w:rFonts w:ascii="Arial" w:cs="Arial" w:eastAsia="Arial" w:hAnsi="Arial"/>
+          <w:sz w:val="22"/>
+          <w:szCs w:val="22"/>
+        </w:rPr>
+        <w:t xml:space="preserve"/>
+      </w:r>
+    </w:p>
+    <w:p>
+      <w:pPr>
+        <w:pBdr>
+          <w:bottom w:val="single" w:color="999999" w:sz="6" w:space="4"/>
+        </w:pBdr>
+        <w:spacing w:before="0" w:after="120"/>
+      </w:pPr>
+      <w:r>
+        <w:rPr>
+          <w:rFonts w:ascii="Arial" w:cs="Arial" w:eastAsia="Arial" w:hAnsi="Arial"/>
+          <w:sz w:val="2"/>
+          <w:szCs w:val="2"/>
+        </w:rPr>
+        <w:t xml:space="preserve"> </w:t>
+      </w:r>
+    </w:p>
+    <w:p>
+      <w:pPr>
         <w:pStyle w:val="Heading1"/>
-        <w:spacing w:before="300" w:after="150"/>
+        <w:spacing w:before="400" w:after="150"/>
       </w:pPr>
       <w:r>
         <w:rPr>
@@ -6923,8 +7097,37 @@
     </w:p>
     <w:p>
       <w:pPr>
+        <w:spacing w:before="0" w:after="0"/>
+      </w:pPr>
+      <w:r>
+        <w:rPr>
+          <w:rFonts w:ascii="Arial" w:cs="Arial" w:eastAsia="Arial" w:hAnsi="Arial"/>
+          <w:sz w:val="22"/>
+          <w:szCs w:val="22"/>
+        </w:rPr>
+        <w:t xml:space="preserve"/>
+      </w:r>
+    </w:p>
+    <w:p>
+      <w:pPr>
+        <w:pBdr>
+          <w:bottom w:val="single" w:color="999999" w:sz="6" w:space="4"/>
+        </w:pBdr>
+        <w:spacing w:before="0" w:after="120"/>
+      </w:pPr>
+      <w:r>
+        <w:rPr>
+          <w:rFonts w:ascii="Arial" w:cs="Arial" w:eastAsia="Arial" w:hAnsi="Arial"/>
+          <w:sz w:val="2"/>
+          <w:szCs w:val="2"/>
+        </w:rPr>
+        <w:t xml:space="preserve"> </w:t>
+      </w:r>
+    </w:p>
+    <w:p>
+      <w:pPr>
         <w:pStyle w:val="Heading1"/>
-        <w:spacing w:before="300" w:after="150"/>
+        <w:spacing w:before="400" w:after="150"/>
       </w:pPr>
       <w:r>
         <w:rPr>
@@ -7029,8 +7232,37 @@
     </w:p>
     <w:p>
       <w:pPr>
+        <w:spacing w:before="0" w:after="0"/>
+      </w:pPr>
+      <w:r>
+        <w:rPr>
+          <w:rFonts w:ascii="Arial" w:cs="Arial" w:eastAsia="Arial" w:hAnsi="Arial"/>
+          <w:sz w:val="22"/>
+          <w:szCs w:val="22"/>
+        </w:rPr>
+        <w:t xml:space="preserve"/>
+      </w:r>
+    </w:p>
+    <w:p>
+      <w:pPr>
+        <w:pBdr>
+          <w:bottom w:val="single" w:color="999999" w:sz="6" w:space="4"/>
+        </w:pBdr>
+        <w:spacing w:before="0" w:after="120"/>
+      </w:pPr>
+      <w:r>
+        <w:rPr>
+          <w:rFonts w:ascii="Arial" w:cs="Arial" w:eastAsia="Arial" w:hAnsi="Arial"/>
+          <w:sz w:val="2"/>
+          <w:szCs w:val="2"/>
+        </w:rPr>
+        <w:t xml:space="preserve"> </w:t>
+      </w:r>
+    </w:p>
+    <w:p>
+      <w:pPr>
         <w:pStyle w:val="Heading1"/>
-        <w:spacing w:before="300" w:after="150"/>
+        <w:spacing w:before="400" w:after="150"/>
       </w:pPr>
       <w:r>
         <w:rPr>
@@ -7263,8 +7495,37 @@
     </w:p>
     <w:p>
       <w:pPr>
+        <w:spacing w:before="0" w:after="0"/>
+      </w:pPr>
+      <w:r>
+        <w:rPr>
+          <w:rFonts w:ascii="Arial" w:cs="Arial" w:eastAsia="Arial" w:hAnsi="Arial"/>
+          <w:sz w:val="22"/>
+          <w:szCs w:val="22"/>
+        </w:rPr>
+        <w:t xml:space="preserve"/>
+      </w:r>
+    </w:p>
+    <w:p>
+      <w:pPr>
+        <w:pBdr>
+          <w:bottom w:val="single" w:color="999999" w:sz="6" w:space="4"/>
+        </w:pBdr>
+        <w:spacing w:before="0" w:after="120"/>
+      </w:pPr>
+      <w:r>
+        <w:rPr>
+          <w:rFonts w:ascii="Arial" w:cs="Arial" w:eastAsia="Arial" w:hAnsi="Arial"/>
+          <w:sz w:val="2"/>
+          <w:szCs w:val="2"/>
+        </w:rPr>
+        <w:t xml:space="preserve"> </w:t>
+      </w:r>
+    </w:p>
+    <w:p>
+      <w:pPr>
         <w:pStyle w:val="Heading1"/>
-        <w:spacing w:before="300" w:after="150"/>
+        <w:spacing w:before="400" w:after="150"/>
       </w:pPr>
       <w:r>
         <w:rPr>
@@ -7449,8 +7710,37 @@
     </w:p>
     <w:p>
       <w:pPr>
+        <w:spacing w:before="0" w:after="0"/>
+      </w:pPr>
+      <w:r>
+        <w:rPr>
+          <w:rFonts w:ascii="Arial" w:cs="Arial" w:eastAsia="Arial" w:hAnsi="Arial"/>
+          <w:sz w:val="22"/>
+          <w:szCs w:val="22"/>
+        </w:rPr>
+        <w:t xml:space="preserve"/>
+      </w:r>
+    </w:p>
+    <w:p>
+      <w:pPr>
+        <w:pBdr>
+          <w:bottom w:val="single" w:color="999999" w:sz="6" w:space="4"/>
+        </w:pBdr>
+        <w:spacing w:before="0" w:after="120"/>
+      </w:pPr>
+      <w:r>
+        <w:rPr>
+          <w:rFonts w:ascii="Arial" w:cs="Arial" w:eastAsia="Arial" w:hAnsi="Arial"/>
+          <w:sz w:val="2"/>
+          <w:szCs w:val="2"/>
+        </w:rPr>
+        <w:t xml:space="preserve"> </w:t>
+      </w:r>
+    </w:p>
+    <w:p>
+      <w:pPr>
         <w:pStyle w:val="Heading1"/>
-        <w:spacing w:before="300" w:after="150"/>
+        <w:spacing w:before="400" w:after="150"/>
       </w:pPr>
       <w:r>
         <w:rPr>
@@ -8114,8 +8404,37 @@
     </w:p>
     <w:p>
       <w:pPr>
+        <w:spacing w:before="0" w:after="0"/>
+      </w:pPr>
+      <w:r>
+        <w:rPr>
+          <w:rFonts w:ascii="Arial" w:cs="Arial" w:eastAsia="Arial" w:hAnsi="Arial"/>
+          <w:sz w:val="22"/>
+          <w:szCs w:val="22"/>
+        </w:rPr>
+        <w:t xml:space="preserve"/>
+      </w:r>
+    </w:p>
+    <w:p>
+      <w:pPr>
+        <w:pBdr>
+          <w:bottom w:val="single" w:color="999999" w:sz="6" w:space="4"/>
+        </w:pBdr>
+        <w:spacing w:before="0" w:after="120"/>
+      </w:pPr>
+      <w:r>
+        <w:rPr>
+          <w:rFonts w:ascii="Arial" w:cs="Arial" w:eastAsia="Arial" w:hAnsi="Arial"/>
+          <w:sz w:val="2"/>
+          <w:szCs w:val="2"/>
+        </w:rPr>
+        <w:t xml:space="preserve"> </w:t>
+      </w:r>
+    </w:p>
+    <w:p>
+      <w:pPr>
         <w:pStyle w:val="Heading1"/>
-        <w:spacing w:before="300" w:after="150"/>
+        <w:spacing w:before="400" w:after="150"/>
       </w:pPr>
       <w:r>
         <w:rPr>
@@ -9407,8 +9726,37 @@
     </w:p>
     <w:p>
       <w:pPr>
+        <w:spacing w:before="0" w:after="0"/>
+      </w:pPr>
+      <w:r>
+        <w:rPr>
+          <w:rFonts w:ascii="Arial" w:cs="Arial" w:eastAsia="Arial" w:hAnsi="Arial"/>
+          <w:sz w:val="22"/>
+          <w:szCs w:val="22"/>
+        </w:rPr>
+        <w:t xml:space="preserve"/>
+      </w:r>
+    </w:p>
+    <w:p>
+      <w:pPr>
+        <w:pBdr>
+          <w:bottom w:val="single" w:color="999999" w:sz="6" w:space="4"/>
+        </w:pBdr>
+        <w:spacing w:before="0" w:after="120"/>
+      </w:pPr>
+      <w:r>
+        <w:rPr>
+          <w:rFonts w:ascii="Arial" w:cs="Arial" w:eastAsia="Arial" w:hAnsi="Arial"/>
+          <w:sz w:val="2"/>
+          <w:szCs w:val="2"/>
+        </w:rPr>
+        <w:t xml:space="preserve"> </w:t>
+      </w:r>
+    </w:p>
+    <w:p>
+      <w:pPr>
         <w:pStyle w:val="Heading1"/>
-        <w:spacing w:before="300" w:after="150"/>
+        <w:spacing w:before="400" w:after="150"/>
       </w:pPr>
       <w:r>
         <w:rPr>
@@ -10492,8 +10840,37 @@
     </w:p>
     <w:p>
       <w:pPr>
+        <w:spacing w:before="0" w:after="0"/>
+      </w:pPr>
+      <w:r>
+        <w:rPr>
+          <w:rFonts w:ascii="Arial" w:cs="Arial" w:eastAsia="Arial" w:hAnsi="Arial"/>
+          <w:sz w:val="22"/>
+          <w:szCs w:val="22"/>
+        </w:rPr>
+        <w:t xml:space="preserve"/>
+      </w:r>
+    </w:p>
+    <w:p>
+      <w:pPr>
+        <w:pBdr>
+          <w:bottom w:val="single" w:color="999999" w:sz="6" w:space="4"/>
+        </w:pBdr>
+        <w:spacing w:before="0" w:after="120"/>
+      </w:pPr>
+      <w:r>
+        <w:rPr>
+          <w:rFonts w:ascii="Arial" w:cs="Arial" w:eastAsia="Arial" w:hAnsi="Arial"/>
+          <w:sz w:val="2"/>
+          <w:szCs w:val="2"/>
+        </w:rPr>
+        <w:t xml:space="preserve"> </w:t>
+      </w:r>
+    </w:p>
+    <w:p>
+      <w:pPr>
         <w:pStyle w:val="Heading1"/>
-        <w:spacing w:before="300" w:after="150"/>
+        <w:spacing w:before="400" w:after="150"/>
       </w:pPr>
       <w:r>
         <w:rPr>
